--- a/docs/tech/ezEmail/자바_메일_마이그레이션_가이드.docx
+++ b/docs/tech/ezEmail/자바_메일_마이그레이션_가이드.docx
@@ -6,7 +6,7 @@
       <w:pPr>
         <w:pStyle w:val="a3"/>
       </w:pPr>
-      <w:bookmarkStart w:id="0" w:name="_Toc3824151"/>
+      <w:bookmarkStart w:id="0" w:name="_Toc82423768"/>
       <w:r>
         <w:rPr>
           <w:rFonts w:hint="eastAsia"/>
@@ -17,11 +17,6 @@
     </w:p>
     <w:p/>
     <w:p>
-      <w:pPr>
-        <w:rPr>
-          <w:rFonts w:hint="eastAsia"/>
-        </w:rPr>
-      </w:pPr>
       <w:r>
         <w:rPr>
           <w:rFonts w:hint="eastAsia"/>
@@ -126,7 +121,7 @@
           <w:r>
             <w:fldChar w:fldCharType="separate"/>
           </w:r>
-          <w:hyperlink w:anchor="_Toc3824151" w:history="1">
+          <w:hyperlink w:anchor="_Toc82423768" w:history="1">
             <w:r>
               <w:rPr>
                 <w:rStyle w:val="a5"/>
@@ -153,7 +148,7 @@
                 <w:noProof/>
                 <w:webHidden/>
               </w:rPr>
-              <w:instrText xml:space="preserve"> PAGEREF _Toc3824151 \h </w:instrText>
+              <w:instrText xml:space="preserve"> PAGEREF _Toc82423768 \h </w:instrText>
             </w:r>
             <w:r>
               <w:rPr>
@@ -197,7 +192,7 @@
               <w:sz w:val="20"/>
             </w:rPr>
           </w:pPr>
-          <w:hyperlink w:anchor="_Toc3824152" w:history="1">
+          <w:hyperlink w:anchor="_Toc82423769" w:history="1">
             <w:r>
               <w:rPr>
                 <w:rStyle w:val="a5"/>
@@ -224,7 +219,7 @@
                 <w:noProof/>
                 <w:webHidden/>
               </w:rPr>
-              <w:instrText xml:space="preserve"> PAGEREF _Toc3824152 \h </w:instrText>
+              <w:instrText xml:space="preserve"> PAGEREF _Toc82423769 \h </w:instrText>
             </w:r>
             <w:r>
               <w:rPr>
@@ -268,7 +263,7 @@
               <w:sz w:val="20"/>
             </w:rPr>
           </w:pPr>
-          <w:hyperlink w:anchor="_Toc3824153" w:history="1">
+          <w:hyperlink w:anchor="_Toc82423770" w:history="1">
             <w:r>
               <w:rPr>
                 <w:rStyle w:val="a5"/>
@@ -295,7 +290,7 @@
                 <w:noProof/>
                 <w:webHidden/>
               </w:rPr>
-              <w:instrText xml:space="preserve"> PAGEREF _Toc3824153 \h </w:instrText>
+              <w:instrText xml:space="preserve"> PAGEREF _Toc82423770 \h </w:instrText>
             </w:r>
             <w:r>
               <w:rPr>
@@ -339,7 +334,7 @@
               <w:sz w:val="20"/>
             </w:rPr>
           </w:pPr>
-          <w:hyperlink w:anchor="_Toc3824154" w:history="1">
+          <w:hyperlink w:anchor="_Toc82423771" w:history="1">
             <w:r>
               <w:rPr>
                 <w:rStyle w:val="a5"/>
@@ -366,7 +361,7 @@
                 <w:noProof/>
                 <w:webHidden/>
               </w:rPr>
-              <w:instrText xml:space="preserve"> PAGEREF _Toc3824154 \h </w:instrText>
+              <w:instrText xml:space="preserve"> PAGEREF _Toc82423771 \h </w:instrText>
             </w:r>
             <w:r>
               <w:rPr>
@@ -410,7 +405,7 @@
               <w:sz w:val="20"/>
             </w:rPr>
           </w:pPr>
-          <w:hyperlink w:anchor="_Toc3824155" w:history="1">
+          <w:hyperlink w:anchor="_Toc82423772" w:history="1">
             <w:r>
               <w:rPr>
                 <w:rStyle w:val="a5"/>
@@ -437,7 +432,7 @@
                 <w:noProof/>
                 <w:webHidden/>
               </w:rPr>
-              <w:instrText xml:space="preserve"> PAGEREF _Toc3824155 \h </w:instrText>
+              <w:instrText xml:space="preserve"> PAGEREF _Toc82423772 \h </w:instrText>
             </w:r>
             <w:r>
               <w:rPr>
@@ -458,6 +453,432 @@
                 <w:webHidden/>
               </w:rPr>
               <w:t>2</w:t>
+            </w:r>
+            <w:r>
+              <w:rPr>
+                <w:noProof/>
+                <w:webHidden/>
+              </w:rPr>
+              <w:fldChar w:fldCharType="end"/>
+            </w:r>
+          </w:hyperlink>
+        </w:p>
+        <w:p>
+          <w:pPr>
+            <w:pStyle w:val="20"/>
+            <w:tabs>
+              <w:tab w:val="right" w:leader="dot" w:pos="9016"/>
+            </w:tabs>
+            <w:rPr>
+              <w:rFonts w:cstheme="minorBidi"/>
+              <w:noProof/>
+              <w:kern w:val="2"/>
+              <w:sz w:val="20"/>
+            </w:rPr>
+          </w:pPr>
+          <w:hyperlink w:anchor="_Toc82423773" w:history="1">
+            <w:r>
+              <w:rPr>
+                <w:rStyle w:val="a5"/>
+                <w:noProof/>
+              </w:rPr>
+              <w:t>마이그레이션 데이터</w:t>
+            </w:r>
+            <w:r>
+              <w:rPr>
+                <w:noProof/>
+                <w:webHidden/>
+              </w:rPr>
+              <w:tab/>
+            </w:r>
+            <w:r>
+              <w:rPr>
+                <w:noProof/>
+                <w:webHidden/>
+              </w:rPr>
+              <w:fldChar w:fldCharType="begin"/>
+            </w:r>
+            <w:r>
+              <w:rPr>
+                <w:noProof/>
+                <w:webHidden/>
+              </w:rPr>
+              <w:instrText xml:space="preserve"> PAGEREF _Toc82423773 \h </w:instrText>
+            </w:r>
+            <w:r>
+              <w:rPr>
+                <w:noProof/>
+                <w:webHidden/>
+              </w:rPr>
+            </w:r>
+            <w:r>
+              <w:rPr>
+                <w:noProof/>
+                <w:webHidden/>
+              </w:rPr>
+              <w:fldChar w:fldCharType="separate"/>
+            </w:r>
+            <w:r>
+              <w:rPr>
+                <w:noProof/>
+                <w:webHidden/>
+              </w:rPr>
+              <w:t>3</w:t>
+            </w:r>
+            <w:r>
+              <w:rPr>
+                <w:noProof/>
+                <w:webHidden/>
+              </w:rPr>
+              <w:fldChar w:fldCharType="end"/>
+            </w:r>
+          </w:hyperlink>
+        </w:p>
+        <w:p>
+          <w:pPr>
+            <w:pStyle w:val="10"/>
+            <w:tabs>
+              <w:tab w:val="right" w:leader="dot" w:pos="9016"/>
+            </w:tabs>
+            <w:rPr>
+              <w:rFonts w:cstheme="minorBidi"/>
+              <w:noProof/>
+              <w:kern w:val="2"/>
+              <w:sz w:val="20"/>
+            </w:rPr>
+          </w:pPr>
+          <w:hyperlink w:anchor="_Toc82423774" w:history="1">
+            <w:r>
+              <w:rPr>
+                <w:rStyle w:val="a5"/>
+                <w:noProof/>
+              </w:rPr>
+              <w:t>JIT</w:t>
+            </w:r>
+            <w:r>
+              <w:rPr>
+                <w:noProof/>
+                <w:webHidden/>
+              </w:rPr>
+              <w:tab/>
+            </w:r>
+            <w:r>
+              <w:rPr>
+                <w:noProof/>
+                <w:webHidden/>
+              </w:rPr>
+              <w:fldChar w:fldCharType="begin"/>
+            </w:r>
+            <w:r>
+              <w:rPr>
+                <w:noProof/>
+                <w:webHidden/>
+              </w:rPr>
+              <w:instrText xml:space="preserve"> PAGEREF _Toc82423774 \h </w:instrText>
+            </w:r>
+            <w:r>
+              <w:rPr>
+                <w:noProof/>
+                <w:webHidden/>
+              </w:rPr>
+            </w:r>
+            <w:r>
+              <w:rPr>
+                <w:noProof/>
+                <w:webHidden/>
+              </w:rPr>
+              <w:fldChar w:fldCharType="separate"/>
+            </w:r>
+            <w:r>
+              <w:rPr>
+                <w:noProof/>
+                <w:webHidden/>
+              </w:rPr>
+              <w:t>3</w:t>
+            </w:r>
+            <w:r>
+              <w:rPr>
+                <w:noProof/>
+                <w:webHidden/>
+              </w:rPr>
+              <w:fldChar w:fldCharType="end"/>
+            </w:r>
+          </w:hyperlink>
+        </w:p>
+        <w:p>
+          <w:pPr>
+            <w:pStyle w:val="20"/>
+            <w:tabs>
+              <w:tab w:val="right" w:leader="dot" w:pos="9016"/>
+            </w:tabs>
+            <w:rPr>
+              <w:rFonts w:cstheme="minorBidi"/>
+              <w:noProof/>
+              <w:kern w:val="2"/>
+              <w:sz w:val="20"/>
+            </w:rPr>
+          </w:pPr>
+          <w:hyperlink w:anchor="_Toc82423775" w:history="1">
+            <w:r>
+              <w:rPr>
+                <w:rStyle w:val="a5"/>
+                <w:noProof/>
+              </w:rPr>
+              <w:t>개요</w:t>
+            </w:r>
+            <w:r>
+              <w:rPr>
+                <w:noProof/>
+                <w:webHidden/>
+              </w:rPr>
+              <w:tab/>
+            </w:r>
+            <w:r>
+              <w:rPr>
+                <w:noProof/>
+                <w:webHidden/>
+              </w:rPr>
+              <w:fldChar w:fldCharType="begin"/>
+            </w:r>
+            <w:r>
+              <w:rPr>
+                <w:noProof/>
+                <w:webHidden/>
+              </w:rPr>
+              <w:instrText xml:space="preserve"> PAGEREF _Toc82423775 \h </w:instrText>
+            </w:r>
+            <w:r>
+              <w:rPr>
+                <w:noProof/>
+                <w:webHidden/>
+              </w:rPr>
+            </w:r>
+            <w:r>
+              <w:rPr>
+                <w:noProof/>
+                <w:webHidden/>
+              </w:rPr>
+              <w:fldChar w:fldCharType="separate"/>
+            </w:r>
+            <w:r>
+              <w:rPr>
+                <w:noProof/>
+                <w:webHidden/>
+              </w:rPr>
+              <w:t>3</w:t>
+            </w:r>
+            <w:r>
+              <w:rPr>
+                <w:noProof/>
+                <w:webHidden/>
+              </w:rPr>
+              <w:fldChar w:fldCharType="end"/>
+            </w:r>
+          </w:hyperlink>
+        </w:p>
+        <w:p>
+          <w:pPr>
+            <w:pStyle w:val="20"/>
+            <w:tabs>
+              <w:tab w:val="right" w:leader="dot" w:pos="9016"/>
+            </w:tabs>
+            <w:rPr>
+              <w:rFonts w:cstheme="minorBidi"/>
+              <w:noProof/>
+              <w:kern w:val="2"/>
+              <w:sz w:val="20"/>
+            </w:rPr>
+          </w:pPr>
+          <w:hyperlink w:anchor="_Toc82423776" w:history="1">
+            <w:r>
+              <w:rPr>
+                <w:rStyle w:val="a5"/>
+                <w:noProof/>
+              </w:rPr>
+              <w:t>유의 사항</w:t>
+            </w:r>
+            <w:r>
+              <w:rPr>
+                <w:noProof/>
+                <w:webHidden/>
+              </w:rPr>
+              <w:tab/>
+            </w:r>
+            <w:r>
+              <w:rPr>
+                <w:noProof/>
+                <w:webHidden/>
+              </w:rPr>
+              <w:fldChar w:fldCharType="begin"/>
+            </w:r>
+            <w:r>
+              <w:rPr>
+                <w:noProof/>
+                <w:webHidden/>
+              </w:rPr>
+              <w:instrText xml:space="preserve"> PAGEREF _Toc82423776 \h </w:instrText>
+            </w:r>
+            <w:r>
+              <w:rPr>
+                <w:noProof/>
+                <w:webHidden/>
+              </w:rPr>
+            </w:r>
+            <w:r>
+              <w:rPr>
+                <w:noProof/>
+                <w:webHidden/>
+              </w:rPr>
+              <w:fldChar w:fldCharType="separate"/>
+            </w:r>
+            <w:r>
+              <w:rPr>
+                <w:noProof/>
+                <w:webHidden/>
+              </w:rPr>
+              <w:t>4</w:t>
+            </w:r>
+            <w:r>
+              <w:rPr>
+                <w:noProof/>
+                <w:webHidden/>
+              </w:rPr>
+              <w:fldChar w:fldCharType="end"/>
+            </w:r>
+          </w:hyperlink>
+        </w:p>
+        <w:p>
+          <w:pPr>
+            <w:pStyle w:val="20"/>
+            <w:tabs>
+              <w:tab w:val="right" w:leader="dot" w:pos="9016"/>
+            </w:tabs>
+            <w:rPr>
+              <w:rFonts w:cstheme="minorBidi"/>
+              <w:noProof/>
+              <w:kern w:val="2"/>
+              <w:sz w:val="20"/>
+            </w:rPr>
+          </w:pPr>
+          <w:hyperlink w:anchor="_Toc82423777" w:history="1">
+            <w:r>
+              <w:rPr>
+                <w:rStyle w:val="a5"/>
+                <w:noProof/>
+              </w:rPr>
+              <w:t>실행 방법</w:t>
+            </w:r>
+            <w:r>
+              <w:rPr>
+                <w:noProof/>
+                <w:webHidden/>
+              </w:rPr>
+              <w:tab/>
+            </w:r>
+            <w:r>
+              <w:rPr>
+                <w:noProof/>
+                <w:webHidden/>
+              </w:rPr>
+              <w:fldChar w:fldCharType="begin"/>
+            </w:r>
+            <w:r>
+              <w:rPr>
+                <w:noProof/>
+                <w:webHidden/>
+              </w:rPr>
+              <w:instrText xml:space="preserve"> PAGEREF _Toc82423777 \h </w:instrText>
+            </w:r>
+            <w:r>
+              <w:rPr>
+                <w:noProof/>
+                <w:webHidden/>
+              </w:rPr>
+            </w:r>
+            <w:r>
+              <w:rPr>
+                <w:noProof/>
+                <w:webHidden/>
+              </w:rPr>
+              <w:fldChar w:fldCharType="separate"/>
+            </w:r>
+            <w:r>
+              <w:rPr>
+                <w:noProof/>
+                <w:webHidden/>
+              </w:rPr>
+              <w:t>4</w:t>
+            </w:r>
+            <w:r>
+              <w:rPr>
+                <w:noProof/>
+                <w:webHidden/>
+              </w:rPr>
+              <w:fldChar w:fldCharType="end"/>
+            </w:r>
+          </w:hyperlink>
+        </w:p>
+        <w:p>
+          <w:pPr>
+            <w:pStyle w:val="20"/>
+            <w:tabs>
+              <w:tab w:val="right" w:leader="dot" w:pos="9016"/>
+            </w:tabs>
+            <w:rPr>
+              <w:rFonts w:cstheme="minorBidi"/>
+              <w:noProof/>
+              <w:kern w:val="2"/>
+              <w:sz w:val="20"/>
+            </w:rPr>
+          </w:pPr>
+          <w:hyperlink w:anchor="_Toc82423778" w:history="1">
+            <w:r>
+              <w:rPr>
+                <w:rStyle w:val="a5"/>
+                <w:noProof/>
+              </w:rPr>
+              <w:t>로그</w:t>
+            </w:r>
+            <w:r>
+              <w:rPr>
+                <w:noProof/>
+                <w:webHidden/>
+              </w:rPr>
+              <w:tab/>
+            </w:r>
+            <w:r>
+              <w:rPr>
+                <w:noProof/>
+                <w:webHidden/>
+              </w:rPr>
+              <w:fldChar w:fldCharType="begin"/>
+            </w:r>
+            <w:r>
+              <w:rPr>
+                <w:noProof/>
+                <w:webHidden/>
+              </w:rPr>
+              <w:instrText xml:space="preserve"> PAGEREF _Toc82423778 \h </w:instrText>
+            </w:r>
+            <w:r>
+              <w:rPr>
+                <w:noProof/>
+                <w:webHidden/>
+              </w:rPr>
+            </w:r>
+            <w:r>
+              <w:rPr>
+                <w:noProof/>
+                <w:webHidden/>
+              </w:rPr>
+              <w:fldChar w:fldCharType="separate"/>
+            </w:r>
+            <w:r>
+              <w:rPr>
+                <w:noProof/>
+                <w:webHidden/>
+              </w:rPr>
+              <w:t>5</w:t>
             </w:r>
             <w:r>
               <w:rPr>
@@ -481,13 +902,13 @@
               <w:sz w:val="20"/>
             </w:rPr>
           </w:pPr>
-          <w:hyperlink w:anchor="_Toc3824156" w:history="1">
+          <w:hyperlink w:anchor="_Toc82423779" w:history="1">
             <w:r>
               <w:rPr>
                 <w:rStyle w:val="a5"/>
                 <w:noProof/>
               </w:rPr>
-              <w:t>/etc/my.cnf</w:t>
+              <w:t>로테이션 처리</w:t>
             </w:r>
             <w:r>
               <w:rPr>
@@ -508,7 +929,7 @@
                 <w:noProof/>
                 <w:webHidden/>
               </w:rPr>
-              <w:instrText xml:space="preserve"> PAGEREF _Toc3824156 \h </w:instrText>
+              <w:instrText xml:space="preserve"> PAGEREF _Toc82423779 \h </w:instrText>
             </w:r>
             <w:r>
               <w:rPr>
@@ -528,7 +949,7 @@
                 <w:noProof/>
                 <w:webHidden/>
               </w:rPr>
-              <w:t>3</w:t>
+              <w:t>6</w:t>
             </w:r>
             <w:r>
               <w:rPr>
@@ -552,13 +973,13 @@
               <w:sz w:val="20"/>
             </w:rPr>
           </w:pPr>
-          <w:hyperlink w:anchor="_Toc3824157" w:history="1">
+          <w:hyperlink w:anchor="_Toc82423780" w:history="1">
             <w:r>
               <w:rPr>
                 <w:rStyle w:val="a5"/>
                 <w:noProof/>
               </w:rPr>
-              <w:t>마이그레이션 데이터</w:t>
+              <w:t>에러 대처</w:t>
             </w:r>
             <w:r>
               <w:rPr>
@@ -579,433 +1000,7 @@
                 <w:noProof/>
                 <w:webHidden/>
               </w:rPr>
-              <w:instrText xml:space="preserve"> PAGEREF _Toc3824157 \h </w:instrText>
-            </w:r>
-            <w:r>
-              <w:rPr>
-                <w:noProof/>
-                <w:webHidden/>
-              </w:rPr>
-            </w:r>
-            <w:r>
-              <w:rPr>
-                <w:noProof/>
-                <w:webHidden/>
-              </w:rPr>
-              <w:fldChar w:fldCharType="separate"/>
-            </w:r>
-            <w:r>
-              <w:rPr>
-                <w:noProof/>
-                <w:webHidden/>
-              </w:rPr>
-              <w:t>3</w:t>
-            </w:r>
-            <w:r>
-              <w:rPr>
-                <w:noProof/>
-                <w:webHidden/>
-              </w:rPr>
-              <w:fldChar w:fldCharType="end"/>
-            </w:r>
-          </w:hyperlink>
-        </w:p>
-        <w:p>
-          <w:pPr>
-            <w:pStyle w:val="10"/>
-            <w:tabs>
-              <w:tab w:val="right" w:leader="dot" w:pos="9016"/>
-            </w:tabs>
-            <w:rPr>
-              <w:rFonts w:cstheme="minorBidi"/>
-              <w:noProof/>
-              <w:kern w:val="2"/>
-              <w:sz w:val="20"/>
-            </w:rPr>
-          </w:pPr>
-          <w:hyperlink w:anchor="_Toc3824158" w:history="1">
-            <w:r>
-              <w:rPr>
-                <w:rStyle w:val="a5"/>
-                <w:noProof/>
-              </w:rPr>
-              <w:t>JIT</w:t>
-            </w:r>
-            <w:r>
-              <w:rPr>
-                <w:noProof/>
-                <w:webHidden/>
-              </w:rPr>
-              <w:tab/>
-            </w:r>
-            <w:r>
-              <w:rPr>
-                <w:noProof/>
-                <w:webHidden/>
-              </w:rPr>
-              <w:fldChar w:fldCharType="begin"/>
-            </w:r>
-            <w:r>
-              <w:rPr>
-                <w:noProof/>
-                <w:webHidden/>
-              </w:rPr>
-              <w:instrText xml:space="preserve"> PAGEREF _Toc3824158 \h </w:instrText>
-            </w:r>
-            <w:r>
-              <w:rPr>
-                <w:noProof/>
-                <w:webHidden/>
-              </w:rPr>
-            </w:r>
-            <w:r>
-              <w:rPr>
-                <w:noProof/>
-                <w:webHidden/>
-              </w:rPr>
-              <w:fldChar w:fldCharType="separate"/>
-            </w:r>
-            <w:r>
-              <w:rPr>
-                <w:noProof/>
-                <w:webHidden/>
-              </w:rPr>
-              <w:t>4</w:t>
-            </w:r>
-            <w:r>
-              <w:rPr>
-                <w:noProof/>
-                <w:webHidden/>
-              </w:rPr>
-              <w:fldChar w:fldCharType="end"/>
-            </w:r>
-          </w:hyperlink>
-        </w:p>
-        <w:p>
-          <w:pPr>
-            <w:pStyle w:val="20"/>
-            <w:tabs>
-              <w:tab w:val="right" w:leader="dot" w:pos="9016"/>
-            </w:tabs>
-            <w:rPr>
-              <w:rFonts w:cstheme="minorBidi"/>
-              <w:noProof/>
-              <w:kern w:val="2"/>
-              <w:sz w:val="20"/>
-            </w:rPr>
-          </w:pPr>
-          <w:hyperlink w:anchor="_Toc3824159" w:history="1">
-            <w:r>
-              <w:rPr>
-                <w:rStyle w:val="a5"/>
-                <w:noProof/>
-              </w:rPr>
-              <w:t>개요</w:t>
-            </w:r>
-            <w:r>
-              <w:rPr>
-                <w:noProof/>
-                <w:webHidden/>
-              </w:rPr>
-              <w:tab/>
-            </w:r>
-            <w:r>
-              <w:rPr>
-                <w:noProof/>
-                <w:webHidden/>
-              </w:rPr>
-              <w:fldChar w:fldCharType="begin"/>
-            </w:r>
-            <w:r>
-              <w:rPr>
-                <w:noProof/>
-                <w:webHidden/>
-              </w:rPr>
-              <w:instrText xml:space="preserve"> PAGEREF _Toc3824159 \h </w:instrText>
-            </w:r>
-            <w:r>
-              <w:rPr>
-                <w:noProof/>
-                <w:webHidden/>
-              </w:rPr>
-            </w:r>
-            <w:r>
-              <w:rPr>
-                <w:noProof/>
-                <w:webHidden/>
-              </w:rPr>
-              <w:fldChar w:fldCharType="separate"/>
-            </w:r>
-            <w:r>
-              <w:rPr>
-                <w:noProof/>
-                <w:webHidden/>
-              </w:rPr>
-              <w:t>4</w:t>
-            </w:r>
-            <w:r>
-              <w:rPr>
-                <w:noProof/>
-                <w:webHidden/>
-              </w:rPr>
-              <w:fldChar w:fldCharType="end"/>
-            </w:r>
-          </w:hyperlink>
-        </w:p>
-        <w:p>
-          <w:pPr>
-            <w:pStyle w:val="20"/>
-            <w:tabs>
-              <w:tab w:val="right" w:leader="dot" w:pos="9016"/>
-            </w:tabs>
-            <w:rPr>
-              <w:rFonts w:cstheme="minorBidi"/>
-              <w:noProof/>
-              <w:kern w:val="2"/>
-              <w:sz w:val="20"/>
-            </w:rPr>
-          </w:pPr>
-          <w:hyperlink w:anchor="_Toc3824160" w:history="1">
-            <w:r>
-              <w:rPr>
-                <w:rStyle w:val="a5"/>
-                <w:noProof/>
-              </w:rPr>
-              <w:t>실행 방법</w:t>
-            </w:r>
-            <w:r>
-              <w:rPr>
-                <w:noProof/>
-                <w:webHidden/>
-              </w:rPr>
-              <w:tab/>
-            </w:r>
-            <w:r>
-              <w:rPr>
-                <w:noProof/>
-                <w:webHidden/>
-              </w:rPr>
-              <w:fldChar w:fldCharType="begin"/>
-            </w:r>
-            <w:r>
-              <w:rPr>
-                <w:noProof/>
-                <w:webHidden/>
-              </w:rPr>
-              <w:instrText xml:space="preserve"> PAGEREF _Toc3824160 \h </w:instrText>
-            </w:r>
-            <w:r>
-              <w:rPr>
-                <w:noProof/>
-                <w:webHidden/>
-              </w:rPr>
-            </w:r>
-            <w:r>
-              <w:rPr>
-                <w:noProof/>
-                <w:webHidden/>
-              </w:rPr>
-              <w:fldChar w:fldCharType="separate"/>
-            </w:r>
-            <w:r>
-              <w:rPr>
-                <w:noProof/>
-                <w:webHidden/>
-              </w:rPr>
-              <w:t>4</w:t>
-            </w:r>
-            <w:r>
-              <w:rPr>
-                <w:noProof/>
-                <w:webHidden/>
-              </w:rPr>
-              <w:fldChar w:fldCharType="end"/>
-            </w:r>
-          </w:hyperlink>
-        </w:p>
-        <w:p>
-          <w:pPr>
-            <w:pStyle w:val="20"/>
-            <w:tabs>
-              <w:tab w:val="right" w:leader="dot" w:pos="9016"/>
-            </w:tabs>
-            <w:rPr>
-              <w:rFonts w:cstheme="minorBidi"/>
-              <w:noProof/>
-              <w:kern w:val="2"/>
-              <w:sz w:val="20"/>
-            </w:rPr>
-          </w:pPr>
-          <w:hyperlink w:anchor="_Toc3824161" w:history="1">
-            <w:r>
-              <w:rPr>
-                <w:rStyle w:val="a5"/>
-                <w:noProof/>
-              </w:rPr>
-              <w:t>로그</w:t>
-            </w:r>
-            <w:r>
-              <w:rPr>
-                <w:noProof/>
-                <w:webHidden/>
-              </w:rPr>
-              <w:tab/>
-            </w:r>
-            <w:r>
-              <w:rPr>
-                <w:noProof/>
-                <w:webHidden/>
-              </w:rPr>
-              <w:fldChar w:fldCharType="begin"/>
-            </w:r>
-            <w:r>
-              <w:rPr>
-                <w:noProof/>
-                <w:webHidden/>
-              </w:rPr>
-              <w:instrText xml:space="preserve"> PAGEREF _Toc3824161 \h </w:instrText>
-            </w:r>
-            <w:r>
-              <w:rPr>
-                <w:noProof/>
-                <w:webHidden/>
-              </w:rPr>
-            </w:r>
-            <w:r>
-              <w:rPr>
-                <w:noProof/>
-                <w:webHidden/>
-              </w:rPr>
-              <w:fldChar w:fldCharType="separate"/>
-            </w:r>
-            <w:r>
-              <w:rPr>
-                <w:noProof/>
-                <w:webHidden/>
-              </w:rPr>
-              <w:t>5</w:t>
-            </w:r>
-            <w:r>
-              <w:rPr>
-                <w:noProof/>
-                <w:webHidden/>
-              </w:rPr>
-              <w:fldChar w:fldCharType="end"/>
-            </w:r>
-          </w:hyperlink>
-        </w:p>
-        <w:p>
-          <w:pPr>
-            <w:pStyle w:val="30"/>
-            <w:tabs>
-              <w:tab w:val="right" w:leader="dot" w:pos="9016"/>
-            </w:tabs>
-            <w:rPr>
-              <w:rFonts w:cstheme="minorBidi"/>
-              <w:noProof/>
-              <w:kern w:val="2"/>
-              <w:sz w:val="20"/>
-            </w:rPr>
-          </w:pPr>
-          <w:hyperlink w:anchor="_Toc3824162" w:history="1">
-            <w:r>
-              <w:rPr>
-                <w:rStyle w:val="a5"/>
-                <w:noProof/>
-              </w:rPr>
-              <w:t>로테이션 처리</w:t>
-            </w:r>
-            <w:r>
-              <w:rPr>
-                <w:noProof/>
-                <w:webHidden/>
-              </w:rPr>
-              <w:tab/>
-            </w:r>
-            <w:r>
-              <w:rPr>
-                <w:noProof/>
-                <w:webHidden/>
-              </w:rPr>
-              <w:fldChar w:fldCharType="begin"/>
-            </w:r>
-            <w:r>
-              <w:rPr>
-                <w:noProof/>
-                <w:webHidden/>
-              </w:rPr>
-              <w:instrText xml:space="preserve"> PAGEREF _Toc3824162 \h </w:instrText>
-            </w:r>
-            <w:r>
-              <w:rPr>
-                <w:noProof/>
-                <w:webHidden/>
-              </w:rPr>
-            </w:r>
-            <w:r>
-              <w:rPr>
-                <w:noProof/>
-                <w:webHidden/>
-              </w:rPr>
-              <w:fldChar w:fldCharType="separate"/>
-            </w:r>
-            <w:r>
-              <w:rPr>
-                <w:noProof/>
-                <w:webHidden/>
-              </w:rPr>
-              <w:t>6</w:t>
-            </w:r>
-            <w:r>
-              <w:rPr>
-                <w:noProof/>
-                <w:webHidden/>
-              </w:rPr>
-              <w:fldChar w:fldCharType="end"/>
-            </w:r>
-          </w:hyperlink>
-        </w:p>
-        <w:p>
-          <w:pPr>
-            <w:pStyle w:val="20"/>
-            <w:tabs>
-              <w:tab w:val="right" w:leader="dot" w:pos="9016"/>
-            </w:tabs>
-            <w:rPr>
-              <w:rFonts w:cstheme="minorBidi"/>
-              <w:noProof/>
-              <w:kern w:val="2"/>
-              <w:sz w:val="20"/>
-            </w:rPr>
-          </w:pPr>
-          <w:hyperlink w:anchor="_Toc3824163" w:history="1">
-            <w:r>
-              <w:rPr>
-                <w:rStyle w:val="a5"/>
-                <w:noProof/>
-              </w:rPr>
-              <w:t>에러 대처</w:t>
-            </w:r>
-            <w:r>
-              <w:rPr>
-                <w:noProof/>
-                <w:webHidden/>
-              </w:rPr>
-              <w:tab/>
-            </w:r>
-            <w:r>
-              <w:rPr>
-                <w:noProof/>
-                <w:webHidden/>
-              </w:rPr>
-              <w:fldChar w:fldCharType="begin"/>
-            </w:r>
-            <w:r>
-              <w:rPr>
-                <w:noProof/>
-                <w:webHidden/>
-              </w:rPr>
-              <w:instrText xml:space="preserve"> PAGEREF _Toc3824163 \h </w:instrText>
+              <w:instrText xml:space="preserve"> PAGEREF _Toc82423780 \h </w:instrText>
             </w:r>
             <w:r>
               <w:rPr>
@@ -1076,7 +1071,7 @@
       <w:pPr>
         <w:pStyle w:val="1"/>
       </w:pPr>
-      <w:bookmarkStart w:id="1" w:name="_Toc3824152"/>
+      <w:bookmarkStart w:id="1" w:name="_Toc82423769"/>
       <w:r>
         <w:rPr>
           <w:rFonts w:hint="eastAsia"/>
@@ -1089,11 +1084,8 @@
     <w:p>
       <w:pPr>
         <w:pStyle w:val="2"/>
-        <w:rPr>
-          <w:rFonts w:hint="eastAsia"/>
-        </w:rPr>
-      </w:pPr>
-      <w:bookmarkStart w:id="2" w:name="_Toc3824153"/>
+      </w:pPr>
+      <w:bookmarkStart w:id="2" w:name="_Toc82423770"/>
       <w:r>
         <w:rPr>
           <w:rFonts w:hint="eastAsia"/>
@@ -1107,7 +1099,7 @@
         <w:pStyle w:val="3"/>
         <w:ind w:leftChars="81" w:left="559" w:hangingChars="136" w:hanging="381"/>
       </w:pPr>
-      <w:bookmarkStart w:id="3" w:name="_Toc3824154"/>
+      <w:bookmarkStart w:id="3" w:name="_Toc82423771"/>
       <w:r>
         <w:t>jmocha-server/conf/wrapper.conf</w:t>
       </w:r>
@@ -1160,7 +1152,7 @@
           <w:noProof/>
         </w:rPr>
         <w:drawing>
-          <wp:inline distT="0" distB="0" distL="0" distR="0" wp14:anchorId="1874CA5B" wp14:editId="5383BB4E">
+          <wp:inline distT="0" distB="0" distL="0" distR="0" wp14:anchorId="77D9FC97" wp14:editId="00BC2B0A">
             <wp:extent cx="2809875" cy="276225"/>
             <wp:effectExtent l="0" t="0" r="9525" b="9525"/>
             <wp:docPr id="2" name="그림 2"/>
@@ -1196,13 +1188,7 @@
         </w:drawing>
       </w:r>
     </w:p>
-    <w:p>
-      <w:pPr>
-        <w:rPr>
-          <w:rFonts w:hint="eastAsia"/>
-        </w:rPr>
-      </w:pPr>
-    </w:p>
+    <w:p/>
     <w:p>
       <w:r>
         <w:rPr>
@@ -1271,11 +1257,6 @@
       </w:r>
     </w:p>
     <w:p>
-      <w:pPr>
-        <w:rPr>
-          <w:rFonts w:hint="eastAsia"/>
-        </w:rPr>
-      </w:pPr>
       <w:r>
         <w:rPr>
           <w:rFonts w:hint="eastAsia"/>
@@ -1301,18 +1282,13 @@
         <w:pStyle w:val="3"/>
         <w:ind w:leftChars="81" w:left="559" w:hangingChars="136" w:hanging="381"/>
       </w:pPr>
-      <w:bookmarkStart w:id="4" w:name="_Toc3824155"/>
+      <w:bookmarkStart w:id="4" w:name="_Toc82423772"/>
       <w:r>
         <w:t>jmocha-server/conf/imapserver.xml</w:t>
       </w:r>
       <w:bookmarkEnd w:id="4"/>
     </w:p>
     <w:p>
-      <w:pPr>
-        <w:rPr>
-          <w:rFonts w:hint="eastAsia"/>
-        </w:rPr>
-      </w:pPr>
       <w:r>
         <w:rPr>
           <w:rFonts w:hint="eastAsia"/>
@@ -1326,7 +1302,7 @@
           <w:noProof/>
         </w:rPr>
         <w:drawing>
-          <wp:inline distT="0" distB="0" distL="0" distR="0" wp14:anchorId="7FB58CA7" wp14:editId="72E1E364">
+          <wp:inline distT="0" distB="0" distL="0" distR="0" wp14:anchorId="4DCBCD9D" wp14:editId="1E9BD59B">
             <wp:extent cx="5731510" cy="1433195"/>
             <wp:effectExtent l="0" t="0" r="2540" b="0"/>
             <wp:docPr id="3" name="그림 3"/>
@@ -1396,11 +1372,6 @@
       </w:r>
     </w:p>
     <w:p>
-      <w:pPr>
-        <w:rPr>
-          <w:rFonts w:hint="eastAsia"/>
-        </w:rPr>
-      </w:pPr>
       <w:r>
         <w:rPr>
           <w:rFonts w:hint="eastAsia"/>
@@ -1459,34 +1430,106 @@
       </w:r>
     </w:p>
     <w:p/>
-    <w:p>
-      <w:pPr>
-        <w:pStyle w:val="3"/>
-        <w:ind w:leftChars="81" w:left="559" w:hangingChars="136" w:hanging="381"/>
-        <w:rPr>
-          <w:rFonts w:hint="eastAsia"/>
-        </w:rPr>
-      </w:pPr>
-      <w:bookmarkStart w:id="5" w:name="_Toc3824156"/>
+    <w:p/>
+    <w:p>
+      <w:pPr>
+        <w:pStyle w:val="2"/>
+      </w:pPr>
+      <w:bookmarkStart w:id="5" w:name="_Toc82423773"/>
       <w:r>
         <w:rPr>
           <w:rFonts w:hint="eastAsia"/>
         </w:rPr>
         <w:lastRenderedPageBreak/>
-        <w:t>/etc/my.cnf</w:t>
+        <w:t>마이그레이션 데이터</w:t>
       </w:r>
       <w:bookmarkEnd w:id="5"/>
     </w:p>
     <w:p>
       <w:r>
         <w:rPr>
+          <w:rFonts w:hint="eastAsia"/>
+        </w:rPr>
+        <w:t>마이그레이션 전에 eml 파일이 있어야</w:t>
+      </w:r>
+      <w:r>
+        <w:rPr>
+          <w:rFonts w:hint="eastAsia"/>
+        </w:rPr>
+        <w:t>합니다.</w:t>
+      </w:r>
+    </w:p>
+    <w:p>
+      <w:r>
+        <w:rPr>
+          <w:rFonts w:hint="eastAsia"/>
+        </w:rPr>
+        <w:t>유저아이디</w:t>
+      </w:r>
+      <w:r>
+        <w:rPr>
+          <w:rFonts w:hint="eastAsia"/>
+        </w:rPr>
+        <w:t>\</w:t>
+      </w:r>
+      <w:r>
+        <w:rPr>
+          <w:rFonts w:hint="eastAsia"/>
+        </w:rPr>
+        <w:t>메일함</w:t>
+      </w:r>
+      <w:r>
+        <w:t>\</w:t>
+      </w:r>
+      <w:r>
+        <w:t>…</w:t>
+      </w:r>
+      <w:r>
+        <w:t>\</w:t>
+      </w:r>
+      <w:r>
+        <w:t xml:space="preserve">eml </w:t>
+      </w:r>
+      <w:r>
+        <w:rPr>
+          <w:rFonts w:hint="eastAsia"/>
+        </w:rPr>
+        <w:t>파일 구조가 되</w:t>
+      </w:r>
+      <w:r>
+        <w:rPr>
+          <w:rFonts w:hint="eastAsia"/>
+        </w:rPr>
+        <w:t>어야 합니다.</w:t>
+      </w:r>
+    </w:p>
+    <w:p>
+      <w:r>
+        <w:rPr>
+          <w:rFonts w:hint="eastAsia"/>
+        </w:rPr>
+        <w:t xml:space="preserve">확장자가 무조건 </w:t>
+      </w:r>
+      <w:r>
+        <w:t>.eml</w:t>
+      </w:r>
+      <w:r>
+        <w:rPr>
+          <w:rFonts w:hint="eastAsia"/>
+        </w:rPr>
+        <w:t>이 아니어도 됩니다.</w:t>
+      </w:r>
+    </w:p>
+    <w:p>
+      <w:r>
+        <w:rPr>
           <w:noProof/>
         </w:rPr>
         <w:drawing>
-          <wp:inline distT="0" distB="0" distL="0" distR="0" wp14:anchorId="5EDD75ED" wp14:editId="7101F603">
-            <wp:extent cx="2895600" cy="257175"/>
-            <wp:effectExtent l="0" t="0" r="0" b="9525"/>
-            <wp:docPr id="4" name="그림 4"/>
+          <wp:inline distT="0" distB="0" distL="0" distR="0" wp14:anchorId="5B5E6AE2" wp14:editId="50373632">
+            <wp:extent cx="5731510" cy="1504950"/>
+            <wp:effectExtent l="0" t="0" r="2540" b="0"/>
+            <wp:docPr id="1" name="그림 1"/>
             <wp:cNvGraphicFramePr>
               <a:graphicFrameLocks xmlns:a="http://schemas.openxmlformats.org/drawingml/2006/main" noChangeAspect="1"/>
             </wp:cNvGraphicFramePr>
@@ -1506,205 +1549,6 @@
                   <pic:spPr>
                     <a:xfrm>
                       <a:off x="0" y="0"/>
-                      <a:ext cx="2895600" cy="257175"/>
-                    </a:xfrm>
-                    <a:prstGeom prst="rect">
-                      <a:avLst/>
-                    </a:prstGeom>
-                  </pic:spPr>
-                </pic:pic>
-              </a:graphicData>
-            </a:graphic>
-          </wp:inline>
-        </w:drawing>
-      </w:r>
-    </w:p>
-    <w:p/>
-    <w:p>
-      <w:r>
-        <w:t xml:space="preserve">eml </w:t>
-      </w:r>
-      <w:r>
-        <w:rPr>
-          <w:rFonts w:hint="eastAsia"/>
-        </w:rPr>
-        <w:t>파일의 내용을 데이터베이스로 저장할 때에 해당 설정 용량을 넘어가면 에러가 발생</w:t>
-      </w:r>
-      <w:r>
-        <w:rPr>
-          <w:rFonts w:hint="eastAsia"/>
-        </w:rPr>
-        <w:t>합니다.</w:t>
-      </w:r>
-      <w:r>
-        <w:t xml:space="preserve"> </w:t>
-      </w:r>
-      <w:r>
-        <w:rPr>
-          <w:rFonts w:hint="eastAsia"/>
-        </w:rPr>
-        <w:t>최대 용량</w:t>
-      </w:r>
-      <w:r>
-        <w:rPr>
-          <w:rFonts w:hint="eastAsia"/>
-        </w:rPr>
-        <w:t>의</w:t>
-      </w:r>
-      <w:r>
-        <w:rPr>
-          <w:rFonts w:hint="eastAsia"/>
-        </w:rPr>
-        <w:t xml:space="preserve"> </w:t>
-      </w:r>
-      <w:r>
-        <w:t xml:space="preserve">eml </w:t>
-      </w:r>
-      <w:r>
-        <w:rPr>
-          <w:rFonts w:hint="eastAsia"/>
-        </w:rPr>
-        <w:t xml:space="preserve">파일을 고려하여 설정하도록 </w:t>
-      </w:r>
-      <w:r>
-        <w:rPr>
-          <w:rFonts w:hint="eastAsia"/>
-        </w:rPr>
-        <w:t>합니다.</w:t>
-      </w:r>
-    </w:p>
-    <w:p>
-      <w:pPr>
-        <w:rPr>
-          <w:rFonts w:hint="eastAsia"/>
-        </w:rPr>
-      </w:pPr>
-    </w:p>
-    <w:p>
-      <w:pPr>
-        <w:pStyle w:val="2"/>
-        <w:rPr>
-          <w:rFonts w:hint="eastAsia"/>
-        </w:rPr>
-      </w:pPr>
-      <w:bookmarkStart w:id="6" w:name="_Toc3824157"/>
-      <w:r>
-        <w:rPr>
-          <w:rFonts w:hint="eastAsia"/>
-        </w:rPr>
-        <w:t>마이그레이션 데이터</w:t>
-      </w:r>
-      <w:bookmarkEnd w:id="6"/>
-    </w:p>
-    <w:p>
-      <w:r>
-        <w:rPr>
-          <w:rFonts w:hint="eastAsia"/>
-        </w:rPr>
-        <w:t>마이그레이션 전에 eml 파일이 있어야</w:t>
-      </w:r>
-      <w:r>
-        <w:rPr>
-          <w:rFonts w:hint="eastAsia"/>
-        </w:rPr>
-        <w:t>합니다.</w:t>
-      </w:r>
-    </w:p>
-    <w:p>
-      <w:r>
-        <w:rPr>
-          <w:rFonts w:hint="eastAsia"/>
-        </w:rPr>
-        <w:t>유저아이디</w:t>
-      </w:r>
-      <w:r>
-        <w:rPr>
-          <w:rFonts w:hint="eastAsia"/>
-        </w:rPr>
-        <w:t>\</w:t>
-      </w:r>
-      <w:r>
-        <w:rPr>
-          <w:rFonts w:hint="eastAsia"/>
-        </w:rPr>
-        <w:t>메일함</w:t>
-      </w:r>
-      <w:r>
-        <w:t>\</w:t>
-      </w:r>
-      <w:r>
-        <w:t>…</w:t>
-      </w:r>
-      <w:r>
-        <w:t>\</w:t>
-      </w:r>
-      <w:r>
-        <w:t xml:space="preserve">eml </w:t>
-      </w:r>
-      <w:r>
-        <w:rPr>
-          <w:rFonts w:hint="eastAsia"/>
-        </w:rPr>
-        <w:t>파일 구조가 되</w:t>
-      </w:r>
-      <w:r>
-        <w:rPr>
-          <w:rFonts w:hint="eastAsia"/>
-        </w:rPr>
-        <w:t>어야 합니다.</w:t>
-      </w:r>
-    </w:p>
-    <w:p>
-      <w:pPr>
-        <w:rPr>
-          <w:rFonts w:hint="eastAsia"/>
-        </w:rPr>
-      </w:pPr>
-      <w:r>
-        <w:rPr>
-          <w:rFonts w:hint="eastAsia"/>
-        </w:rPr>
-        <w:t xml:space="preserve">확장자가 무조건 </w:t>
-      </w:r>
-      <w:r>
-        <w:t>.eml</w:t>
-      </w:r>
-      <w:r>
-        <w:rPr>
-          <w:rFonts w:hint="eastAsia"/>
-        </w:rPr>
-        <w:t>이 아니어도 됩니다.</w:t>
-      </w:r>
-    </w:p>
-    <w:p>
-      <w:r>
-        <w:rPr>
-          <w:noProof/>
-        </w:rPr>
-        <w:drawing>
-          <wp:inline distT="0" distB="0" distL="0" distR="0" wp14:anchorId="7347C706" wp14:editId="23AB2DCA">
-            <wp:extent cx="5731510" cy="1504950"/>
-            <wp:effectExtent l="0" t="0" r="2540" b="0"/>
-            <wp:docPr id="1" name="그림 1"/>
-            <wp:cNvGraphicFramePr>
-              <a:graphicFrameLocks xmlns:a="http://schemas.openxmlformats.org/drawingml/2006/main" noChangeAspect="1"/>
-            </wp:cNvGraphicFramePr>
-            <a:graphic xmlns:a="http://schemas.openxmlformats.org/drawingml/2006/main">
-              <a:graphicData uri="http://schemas.openxmlformats.org/drawingml/2006/picture">
-                <pic:pic xmlns:pic="http://schemas.openxmlformats.org/drawingml/2006/picture">
-                  <pic:nvPicPr>
-                    <pic:cNvPr id="1" name=""/>
-                    <pic:cNvPicPr/>
-                  </pic:nvPicPr>
-                  <pic:blipFill>
-                    <a:blip r:embed="rId9"/>
-                    <a:stretch>
-                      <a:fillRect/>
-                    </a:stretch>
-                  </pic:blipFill>
-                  <pic:spPr>
-                    <a:xfrm>
-                      <a:off x="0" y="0"/>
                       <a:ext cx="5731510" cy="1504950"/>
                     </a:xfrm>
                     <a:prstGeom prst="rect">
@@ -1820,11 +1664,6 @@
       </w:hyperlink>
     </w:p>
     <w:p>
-      <w:pPr>
-        <w:rPr>
-          <w:rFonts w:hint="eastAsia"/>
-        </w:rPr>
-      </w:pPr>
       <w:r>
         <w:rPr>
           <w:rFonts w:hint="eastAsia"/>
@@ -1858,8 +1697,6 @@
         </w:rPr>
         <w:t>태에서 마이그레이션을 해야합니다.</w:t>
       </w:r>
-      <w:bookmarkStart w:id="7" w:name="_GoBack"/>
-      <w:bookmarkEnd w:id="7"/>
     </w:p>
     <w:p>
       <w:r>
@@ -1957,7 +1794,7 @@
               <w:spacing w:after="0" w:line="240" w:lineRule="auto"/>
               <w:jc w:val="center"/>
               <w:rPr>
-                <w:rFonts w:ascii="맑은 고딕" w:eastAsia="맑은 고딕" w:hAnsi="맑은 고딕" w:cs="굴림" w:hint="eastAsia"/>
+                <w:rFonts w:ascii="맑은 고딕" w:eastAsia="맑은 고딕" w:hAnsi="맑은 고딕" w:cs="굴림"/>
                 <w:b/>
                 <w:bCs/>
                 <w:color w:val="000000"/>
@@ -2024,7 +1861,7 @@
               <w:spacing w:after="0" w:line="240" w:lineRule="auto"/>
               <w:jc w:val="left"/>
               <w:rPr>
-                <w:rFonts w:ascii="맑은 고딕" w:eastAsia="맑은 고딕" w:hAnsi="맑은 고딕" w:cs="굴림" w:hint="eastAsia"/>
+                <w:rFonts w:ascii="맑은 고딕" w:eastAsia="맑은 고딕" w:hAnsi="맑은 고딕" w:cs="굴림"/>
                 <w:color w:val="000000"/>
                 <w:kern w:val="0"/>
               </w:rPr>
@@ -2105,7 +1942,7 @@
               <w:spacing w:after="0" w:line="240" w:lineRule="auto"/>
               <w:jc w:val="left"/>
               <w:rPr>
-                <w:rFonts w:ascii="맑은 고딕" w:eastAsia="맑은 고딕" w:hAnsi="맑은 고딕" w:cs="굴림" w:hint="eastAsia"/>
+                <w:rFonts w:ascii="맑은 고딕" w:eastAsia="맑은 고딕" w:hAnsi="맑은 고딕" w:cs="굴림"/>
                 <w:color w:val="000000"/>
                 <w:kern w:val="0"/>
               </w:rPr>
@@ -2186,7 +2023,7 @@
               <w:spacing w:after="0" w:line="240" w:lineRule="auto"/>
               <w:jc w:val="left"/>
               <w:rPr>
-                <w:rFonts w:ascii="맑은 고딕" w:eastAsia="맑은 고딕" w:hAnsi="맑은 고딕" w:cs="굴림" w:hint="eastAsia"/>
+                <w:rFonts w:ascii="맑은 고딕" w:eastAsia="맑은 고딕" w:hAnsi="맑은 고딕" w:cs="굴림"/>
                 <w:color w:val="000000"/>
                 <w:kern w:val="0"/>
               </w:rPr>
@@ -2267,7 +2104,7 @@
               <w:spacing w:after="0" w:line="240" w:lineRule="auto"/>
               <w:jc w:val="left"/>
               <w:rPr>
-                <w:rFonts w:ascii="맑은 고딕" w:eastAsia="맑은 고딕" w:hAnsi="맑은 고딕" w:cs="굴림" w:hint="eastAsia"/>
+                <w:rFonts w:ascii="맑은 고딕" w:eastAsia="맑은 고딕" w:hAnsi="맑은 고딕" w:cs="굴림"/>
                 <w:color w:val="000000"/>
                 <w:kern w:val="0"/>
               </w:rPr>
@@ -2348,18 +2185,17 @@
               <w:spacing w:after="0" w:line="240" w:lineRule="auto"/>
               <w:jc w:val="left"/>
               <w:rPr>
+                <w:rFonts w:ascii="맑은 고딕" w:eastAsia="맑은 고딕" w:hAnsi="맑은 고딕" w:cs="굴림"/>
+                <w:color w:val="000000"/>
+                <w:kern w:val="0"/>
+              </w:rPr>
+            </w:pPr>
+            <w:r>
+              <w:rPr>
                 <w:rFonts w:ascii="맑은 고딕" w:eastAsia="맑은 고딕" w:hAnsi="맑은 고딕" w:cs="굴림" w:hint="eastAsia"/>
                 <w:color w:val="000000"/>
                 <w:kern w:val="0"/>
               </w:rPr>
-            </w:pPr>
-            <w:r>
-              <w:rPr>
-                <w:rFonts w:ascii="맑은 고딕" w:eastAsia="맑은 고딕" w:hAnsi="맑은 고딕" w:cs="굴림" w:hint="eastAsia"/>
-                <w:color w:val="000000"/>
-                <w:kern w:val="0"/>
-              </w:rPr>
-              <w:lastRenderedPageBreak/>
               <w:t>개인 편지함</w:t>
             </w:r>
           </w:p>
@@ -2430,7 +2266,7 @@
               <w:spacing w:after="0" w:line="240" w:lineRule="auto"/>
               <w:jc w:val="left"/>
               <w:rPr>
-                <w:rFonts w:ascii="맑은 고딕" w:eastAsia="맑은 고딕" w:hAnsi="맑은 고딕" w:cs="굴림" w:hint="eastAsia"/>
+                <w:rFonts w:ascii="맑은 고딕" w:eastAsia="맑은 고딕" w:hAnsi="맑은 고딕" w:cs="굴림"/>
                 <w:color w:val="000000"/>
                 <w:kern w:val="0"/>
               </w:rPr>
@@ -2485,170 +2321,275 @@
         </w:tc>
       </w:tr>
     </w:tbl>
-    <w:p>
-      <w:pPr>
-        <w:rPr>
-          <w:rFonts w:hint="eastAsia"/>
-        </w:rPr>
-      </w:pPr>
-    </w:p>
+    <w:p/>
     <w:p>
       <w:pPr>
         <w:pStyle w:val="1"/>
       </w:pPr>
-      <w:bookmarkStart w:id="8" w:name="_Toc3824158"/>
+      <w:bookmarkStart w:id="6" w:name="_Toc82423774"/>
       <w:r>
         <w:t>JIT</w:t>
       </w:r>
+      <w:bookmarkEnd w:id="6"/>
+    </w:p>
+    <w:p>
+      <w:pPr>
+        <w:pStyle w:val="2"/>
+      </w:pPr>
+      <w:bookmarkStart w:id="7" w:name="_Toc82423775"/>
+      <w:r>
+        <w:rPr>
+          <w:rFonts w:hint="eastAsia"/>
+        </w:rPr>
+        <w:t>개요</w:t>
+      </w:r>
+      <w:bookmarkEnd w:id="7"/>
+    </w:p>
+    <w:p>
+      <w:pPr>
+        <w:ind w:left="220" w:hangingChars="100" w:hanging="220"/>
+      </w:pPr>
+      <w:r>
+        <w:rPr>
+          <w:rFonts w:hint="eastAsia"/>
+        </w:rPr>
+        <w:t>다른 메일 시스템</w:t>
+      </w:r>
+      <w:r>
+        <w:rPr>
+          <w:rFonts w:hint="eastAsia"/>
+        </w:rPr>
+        <w:t>에 있던 메일을 자바 쪽 메일로</w:t>
+      </w:r>
+      <w:r>
+        <w:rPr>
+          <w:rFonts w:hint="eastAsia"/>
+        </w:rPr>
+        <w:t xml:space="preserve"> 마이그레이션 작업이 필요할 때 추출된 </w:t>
+      </w:r>
+      <w:r>
+        <w:lastRenderedPageBreak/>
+        <w:t xml:space="preserve">eml </w:t>
+      </w:r>
+      <w:r>
+        <w:rPr>
+          <w:rFonts w:hint="eastAsia"/>
+        </w:rPr>
+        <w:t>데이터들을 밀어넣는</w:t>
+      </w:r>
+      <w:r>
+        <w:rPr>
+          <w:rFonts w:hint="eastAsia"/>
+        </w:rPr>
+        <w:t xml:space="preserve"> </w:t>
+      </w:r>
+      <w:r>
+        <w:rPr>
+          <w:rFonts w:hint="eastAsia"/>
+        </w:rPr>
+        <w:t xml:space="preserve">프로그램으로 </w:t>
+      </w:r>
+      <w:r>
+        <w:rPr>
+          <w:rFonts w:hint="eastAsia"/>
+        </w:rPr>
+        <w:t xml:space="preserve">10.0.102.8:git/jit.git 경로에 있는 </w:t>
+      </w:r>
+      <w:r>
+        <w:t xml:space="preserve">git </w:t>
+      </w:r>
+      <w:r>
+        <w:rPr>
+          <w:rFonts w:hint="eastAsia"/>
+        </w:rPr>
+        <w:t>프로젝트이며</w:t>
+      </w:r>
+      <w:r>
+        <w:rPr>
+          <w:rFonts w:hint="eastAsia"/>
+        </w:rPr>
+        <w:t xml:space="preserve"> </w:t>
+      </w:r>
+      <w:r>
+        <w:t>Jmocha Import Tool</w:t>
+      </w:r>
+      <w:r>
+        <w:rPr>
+          <w:rFonts w:hint="eastAsia"/>
+        </w:rPr>
+        <w:t xml:space="preserve">의 약자로 </w:t>
+      </w:r>
+      <w:r>
+        <w:t xml:space="preserve">JIT </w:t>
+      </w:r>
+      <w:r>
+        <w:rPr>
+          <w:rFonts w:hint="eastAsia"/>
+        </w:rPr>
+        <w:t xml:space="preserve">라고 </w:t>
+      </w:r>
+      <w:r>
+        <w:rPr>
+          <w:rFonts w:hint="eastAsia"/>
+        </w:rPr>
+        <w:t>합니다.</w:t>
+      </w:r>
+    </w:p>
+    <w:p/>
+    <w:p>
+      <w:r>
+        <w:rPr>
+          <w:rFonts w:hint="eastAsia"/>
+        </w:rPr>
+        <w:t>활성화된 프로세스의 개수</w:t>
+      </w:r>
+      <w:r>
+        <w:rPr>
+          <w:rFonts w:hint="eastAsia"/>
+        </w:rPr>
+        <w:t xml:space="preserve"> </w:t>
+      </w:r>
+      <w:r>
+        <w:rPr>
+          <w:rFonts w:hint="eastAsia"/>
+        </w:rPr>
+        <w:t>만큼 스레드 풀을 생성하여</w:t>
+      </w:r>
+    </w:p>
+    <w:p>
+      <w:r>
+        <w:rPr>
+          <w:rFonts w:hint="eastAsia"/>
+        </w:rPr>
+        <w:t>유저들을 큐에 쌓아놓고 각각의 스레드가 한 명씩 전담하면서 마이그레이션을 처리</w:t>
+      </w:r>
+      <w:r>
+        <w:rPr>
+          <w:rFonts w:hint="eastAsia"/>
+        </w:rPr>
+        <w:t>합니다.</w:t>
+      </w:r>
+    </w:p>
+    <w:p>
+      <w:pPr>
+        <w:pStyle w:val="2"/>
+      </w:pPr>
+      <w:bookmarkStart w:id="8" w:name="_Toc82423776"/>
+      <w:r>
+        <w:rPr>
+          <w:rFonts w:hint="eastAsia"/>
+        </w:rPr>
+        <w:t>유의 사항</w:t>
+      </w:r>
       <w:bookmarkEnd w:id="8"/>
     </w:p>
     <w:p>
       <w:pPr>
+        <w:pStyle w:val="a4"/>
+        <w:numPr>
+          <w:ilvl w:val="0"/>
+          <w:numId w:val="11"/>
+        </w:numPr>
+        <w:ind w:leftChars="0"/>
+      </w:pPr>
+      <w:r>
+        <w:rPr>
+          <w:rFonts w:hint="eastAsia"/>
+        </w:rPr>
+        <w:t xml:space="preserve">각 유저별 용량을 넘으면 </w:t>
+      </w:r>
+      <w:r>
+        <w:t xml:space="preserve">import </w:t>
+      </w:r>
+      <w:r>
+        <w:rPr>
+          <w:rFonts w:hint="eastAsia"/>
+        </w:rPr>
+        <w:t>하는 도중 오류가 발생하니 미리 용량을 크게 잡아놓고 마이그레이션을 하는 것이 좋습니다.</w:t>
+      </w:r>
+    </w:p>
+    <w:p>
+      <w:pPr>
+        <w:pStyle w:val="a4"/>
+        <w:numPr>
+          <w:ilvl w:val="0"/>
+          <w:numId w:val="11"/>
+        </w:numPr>
+        <w:ind w:leftChars="0"/>
+      </w:pPr>
+      <w:r>
+        <w:t xml:space="preserve">Error </w:t>
+      </w:r>
+      <w:r>
+        <w:rPr>
+          <w:rFonts w:hint="eastAsia"/>
+        </w:rPr>
+        <w:t>폴더가 만들어지는 위치에 권한이 부여되어</w:t>
+      </w:r>
+      <w:r>
+        <w:rPr>
+          <w:rFonts w:hint="eastAsia"/>
+        </w:rPr>
+        <w:t xml:space="preserve"> </w:t>
+      </w:r>
+      <w:r>
+        <w:rPr>
+          <w:rFonts w:hint="eastAsia"/>
+        </w:rPr>
+        <w:t>있어야</w:t>
+      </w:r>
+      <w:r>
+        <w:rPr>
+          <w:rFonts w:hint="eastAsia"/>
+        </w:rPr>
+        <w:t xml:space="preserve"> </w:t>
+      </w:r>
+      <w:bookmarkStart w:id="9" w:name="_GoBack"/>
+      <w:bookmarkEnd w:id="9"/>
+      <w:r>
+        <w:rPr>
+          <w:rFonts w:hint="eastAsia"/>
+        </w:rPr>
+        <w:t>합니다.</w:t>
+      </w:r>
+      <w:r>
+        <w:t xml:space="preserve"> </w:t>
+      </w:r>
+      <w:r>
+        <w:br/>
+      </w:r>
+      <w:r>
+        <w:rPr>
+          <w:rFonts w:hint="eastAsia"/>
+        </w:rPr>
+        <w:t xml:space="preserve">만약 </w:t>
+      </w:r>
+      <w:r>
+        <w:t>error</w:t>
+      </w:r>
+      <w:r>
+        <w:rPr>
+          <w:rFonts w:hint="eastAsia"/>
+        </w:rPr>
+        <w:t>폴더를 만들수 없다면 오류가 발생합니다.</w:t>
+      </w:r>
+      <w:r>
+        <w:br/>
+      </w:r>
+      <w:r>
+        <w:rPr>
+          <w:rFonts w:hint="eastAsia"/>
+        </w:rPr>
+        <w:t xml:space="preserve">root로 실행하는 것을 추천합니다. </w:t>
+      </w:r>
+    </w:p>
+    <w:p/>
+    <w:p>
+      <w:pPr>
         <w:pStyle w:val="2"/>
       </w:pPr>
-      <w:bookmarkStart w:id="9" w:name="_Toc3824159"/>
-      <w:r>
-        <w:rPr>
-          <w:rFonts w:hint="eastAsia"/>
-        </w:rPr>
-        <w:t>개요</w:t>
-      </w:r>
-      <w:bookmarkEnd w:id="9"/>
-    </w:p>
-    <w:p>
-      <w:pPr>
-        <w:ind w:left="220" w:hangingChars="100" w:hanging="220"/>
-        <w:rPr>
-          <w:rFonts w:hint="eastAsia"/>
-        </w:rPr>
-      </w:pPr>
-      <w:r>
-        <w:rPr>
-          <w:rFonts w:hint="eastAsia"/>
-        </w:rPr>
-        <w:t>다른 메일 시스템</w:t>
-      </w:r>
-      <w:r>
-        <w:rPr>
-          <w:rFonts w:hint="eastAsia"/>
-        </w:rPr>
-        <w:t>에 있던 메일을 자바 쪽 메일로</w:t>
-      </w:r>
-      <w:r>
-        <w:rPr>
-          <w:rFonts w:hint="eastAsia"/>
-        </w:rPr>
-        <w:t xml:space="preserve"> 마이그레이션 작업이 필요할 때 추출된 </w:t>
-      </w:r>
-      <w:r>
-        <w:t xml:space="preserve">eml </w:t>
-      </w:r>
-      <w:r>
-        <w:rPr>
-          <w:rFonts w:hint="eastAsia"/>
-        </w:rPr>
-        <w:t>데이터들을 밀어넣는</w:t>
-      </w:r>
-      <w:r>
-        <w:rPr>
-          <w:rFonts w:hint="eastAsia"/>
-        </w:rPr>
-        <w:t xml:space="preserve"> </w:t>
-      </w:r>
-      <w:r>
-        <w:rPr>
-          <w:rFonts w:hint="eastAsia"/>
-        </w:rPr>
-        <w:t xml:space="preserve">프로그램으로 </w:t>
-      </w:r>
-      <w:r>
-        <w:rPr>
-          <w:rFonts w:hint="eastAsia"/>
-        </w:rPr>
-        <w:t xml:space="preserve">10.0.102.8:git/jit.git 경로에 있는 </w:t>
-      </w:r>
-      <w:r>
-        <w:t xml:space="preserve">git </w:t>
-      </w:r>
-      <w:r>
-        <w:rPr>
-          <w:rFonts w:hint="eastAsia"/>
-        </w:rPr>
-        <w:t>프로젝트이며</w:t>
-      </w:r>
-      <w:r>
-        <w:rPr>
-          <w:rFonts w:hint="eastAsia"/>
-        </w:rPr>
-        <w:t xml:space="preserve"> </w:t>
-      </w:r>
-      <w:r>
-        <w:t>Jmocha Import Tool</w:t>
-      </w:r>
-      <w:r>
-        <w:rPr>
-          <w:rFonts w:hint="eastAsia"/>
-        </w:rPr>
-        <w:t xml:space="preserve">의 약자로 </w:t>
-      </w:r>
-      <w:r>
-        <w:t xml:space="preserve">JIT </w:t>
-      </w:r>
-      <w:r>
-        <w:rPr>
-          <w:rFonts w:hint="eastAsia"/>
-        </w:rPr>
-        <w:t xml:space="preserve">라고 </w:t>
-      </w:r>
-      <w:r>
-        <w:rPr>
-          <w:rFonts w:hint="eastAsia"/>
-        </w:rPr>
-        <w:t>합니다.</w:t>
-      </w:r>
-    </w:p>
-    <w:p/>
-    <w:p>
-      <w:r>
-        <w:rPr>
-          <w:rFonts w:hint="eastAsia"/>
-        </w:rPr>
-        <w:t>활성화된 프로세스의 개수</w:t>
-      </w:r>
-      <w:r>
-        <w:rPr>
-          <w:rFonts w:hint="eastAsia"/>
-        </w:rPr>
-        <w:t xml:space="preserve"> </w:t>
-      </w:r>
-      <w:r>
-        <w:rPr>
-          <w:rFonts w:hint="eastAsia"/>
-        </w:rPr>
-        <w:t>만큼 스레드 풀을 생성하여</w:t>
-      </w:r>
-    </w:p>
-    <w:p>
-      <w:r>
-        <w:rPr>
-          <w:rFonts w:hint="eastAsia"/>
-        </w:rPr>
-        <w:t>유저들을 큐에 쌓아놓고 각각의 스레드가 한 명씩 전담하면서 마이그레이션을 처리</w:t>
-      </w:r>
-      <w:r>
-        <w:rPr>
-          <w:rFonts w:hint="eastAsia"/>
-        </w:rPr>
-        <w:t>합니다.</w:t>
-      </w:r>
-    </w:p>
-    <w:p/>
-    <w:p>
-      <w:pPr>
-        <w:pStyle w:val="2"/>
-      </w:pPr>
       <w:bookmarkStart w:id="10" w:name="_실행_방법"/>
-      <w:bookmarkStart w:id="11" w:name="_Toc3824160"/>
+      <w:bookmarkStart w:id="11" w:name="_Toc82423777"/>
       <w:bookmarkEnd w:id="10"/>
       <w:r>
         <w:rPr>
@@ -2718,10 +2659,69 @@
           <w:noProof/>
         </w:rPr>
         <w:drawing>
-          <wp:inline distT="0" distB="0" distL="0" distR="0" wp14:anchorId="7908548E" wp14:editId="4FA0B1F0">
+          <wp:inline distT="0" distB="0" distL="0" distR="0" wp14:anchorId="7126EAB0" wp14:editId="7D06498F">
             <wp:extent cx="5731510" cy="678815"/>
             <wp:effectExtent l="0" t="0" r="2540" b="6985"/>
             <wp:docPr id="9" name="그림 9"/>
+            <wp:cNvGraphicFramePr>
+              <a:graphicFrameLocks xmlns:a="http://schemas.openxmlformats.org/drawingml/2006/main" noChangeAspect="1"/>
+            </wp:cNvGraphicFramePr>
+            <a:graphic xmlns:a="http://schemas.openxmlformats.org/drawingml/2006/main">
+              <a:graphicData uri="http://schemas.openxmlformats.org/drawingml/2006/picture">
+                <pic:pic xmlns:pic="http://schemas.openxmlformats.org/drawingml/2006/picture">
+                  <pic:nvPicPr>
+                    <pic:cNvPr id="1" name=""/>
+                    <pic:cNvPicPr/>
+                  </pic:nvPicPr>
+                  <pic:blipFill>
+                    <a:blip r:embed="rId9"/>
+                    <a:stretch>
+                      <a:fillRect/>
+                    </a:stretch>
+                  </pic:blipFill>
+                  <pic:spPr>
+                    <a:xfrm>
+                      <a:off x="0" y="0"/>
+                      <a:ext cx="5731510" cy="678815"/>
+                    </a:xfrm>
+                    <a:prstGeom prst="rect">
+                      <a:avLst/>
+                    </a:prstGeom>
+                  </pic:spPr>
+                </pic:pic>
+              </a:graphicData>
+            </a:graphic>
+          </wp:inline>
+        </w:drawing>
+      </w:r>
+    </w:p>
+    <w:p>
+      <w:pPr>
+        <w:pStyle w:val="a4"/>
+        <w:numPr>
+          <w:ilvl w:val="0"/>
+          <w:numId w:val="9"/>
+        </w:numPr>
+        <w:ind w:leftChars="0"/>
+      </w:pPr>
+      <w:r>
+        <w:rPr>
+          <w:rFonts w:hint="eastAsia"/>
+        </w:rPr>
+        <w:t>메일 도메인 입력</w:t>
+      </w:r>
+      <w:r>
+        <w:br/>
+      </w:r>
+      <w:r>
+        <w:rPr>
+          <w:noProof/>
+        </w:rPr>
+        <w:drawing>
+          <wp:inline distT="0" distB="0" distL="0" distR="0" wp14:anchorId="7540FB3E" wp14:editId="58F362F2">
+            <wp:extent cx="4324350" cy="542925"/>
+            <wp:effectExtent l="0" t="0" r="0" b="9525"/>
+            <wp:docPr id="14" name="그림 14"/>
             <wp:cNvGraphicFramePr>
               <a:graphicFrameLocks xmlns:a="http://schemas.openxmlformats.org/drawingml/2006/main" noChangeAspect="1"/>
             </wp:cNvGraphicFramePr>
@@ -2741,7 +2741,7 @@
                   <pic:spPr>
                     <a:xfrm>
                       <a:off x="0" y="0"/>
-                      <a:ext cx="5731510" cy="678815"/>
+                      <a:ext cx="4324350" cy="542925"/>
                     </a:xfrm>
                     <a:prstGeom prst="rect">
                       <a:avLst/>
@@ -2767,20 +2767,29 @@
         <w:rPr>
           <w:rFonts w:hint="eastAsia"/>
         </w:rPr>
-        <w:t>메일 도메인 입력</w:t>
+        <w:t>메일 최대 용량 입력</w:t>
       </w:r>
       <w:r>
         <w:br/>
       </w:r>
       <w:r>
         <w:rPr>
+          <w:rFonts w:hint="eastAsia"/>
+        </w:rPr>
+        <w:t>빈 값으로 엔터시에 건너뜁니다.</w:t>
+      </w:r>
+      <w:r>
+        <w:br/>
+      </w:r>
+      <w:r>
+        <w:rPr>
           <w:noProof/>
         </w:rPr>
         <w:drawing>
-          <wp:inline distT="0" distB="0" distL="0" distR="0" wp14:anchorId="62D722D2" wp14:editId="725FBBEF">
-            <wp:extent cx="4324350" cy="542925"/>
+          <wp:inline distT="0" distB="0" distL="0" distR="0" wp14:anchorId="0C27CDA3" wp14:editId="6E089305">
+            <wp:extent cx="3943350" cy="885825"/>
             <wp:effectExtent l="0" t="0" r="0" b="9525"/>
-            <wp:docPr id="14" name="그림 14"/>
+            <wp:docPr id="15" name="그림 15"/>
             <wp:cNvGraphicFramePr>
               <a:graphicFrameLocks xmlns:a="http://schemas.openxmlformats.org/drawingml/2006/main" noChangeAspect="1"/>
             </wp:cNvGraphicFramePr>
@@ -2800,7 +2809,7 @@
                   <pic:spPr>
                     <a:xfrm>
                       <a:off x="0" y="0"/>
-                      <a:ext cx="4324350" cy="542925"/>
+                      <a:ext cx="3943350" cy="885825"/>
                     </a:xfrm>
                     <a:prstGeom prst="rect">
                       <a:avLst/>
@@ -2826,7 +2835,8 @@
         <w:rPr>
           <w:rFonts w:hint="eastAsia"/>
         </w:rPr>
-        <w:t>메일 최대 용량 입력</w:t>
+        <w:lastRenderedPageBreak/>
+        <w:t>메일의 받은 날짜를 기준으로 시작 시간을 설정</w:t>
       </w:r>
       <w:r>
         <w:br/>
@@ -2844,12 +2854,11 @@
         <w:rPr>
           <w:noProof/>
         </w:rPr>
-        <w:lastRenderedPageBreak/>
         <w:drawing>
-          <wp:inline distT="0" distB="0" distL="0" distR="0" wp14:anchorId="5DB9C45F" wp14:editId="3AAF56CA">
-            <wp:extent cx="3943350" cy="885825"/>
-            <wp:effectExtent l="0" t="0" r="0" b="9525"/>
-            <wp:docPr id="15" name="그림 15"/>
+          <wp:inline distT="0" distB="0" distL="0" distR="0" wp14:anchorId="59FD187B" wp14:editId="5DA115A7">
+            <wp:extent cx="4181475" cy="847725"/>
+            <wp:effectExtent l="0" t="0" r="9525" b="9525"/>
+            <wp:docPr id="17" name="그림 17"/>
             <wp:cNvGraphicFramePr>
               <a:graphicFrameLocks xmlns:a="http://schemas.openxmlformats.org/drawingml/2006/main" noChangeAspect="1"/>
             </wp:cNvGraphicFramePr>
@@ -2869,7 +2878,7 @@
                   <pic:spPr>
                     <a:xfrm>
                       <a:off x="0" y="0"/>
-                      <a:ext cx="3943350" cy="885825"/>
+                      <a:ext cx="4181475" cy="847725"/>
                     </a:xfrm>
                     <a:prstGeom prst="rect">
                       <a:avLst/>
@@ -2895,29 +2904,20 @@
         <w:rPr>
           <w:rFonts w:hint="eastAsia"/>
         </w:rPr>
-        <w:t>메일의 받은 날짜를 기준으로 시작 시간을 설정</w:t>
+        <w:t>마이그레이션 시작</w:t>
       </w:r>
       <w:r>
         <w:br/>
       </w:r>
       <w:r>
         <w:rPr>
-          <w:rFonts w:hint="eastAsia"/>
-        </w:rPr>
-        <w:t>빈 값으로 엔터시에 건너뜁니다.</w:t>
-      </w:r>
-      <w:r>
-        <w:br/>
-      </w:r>
-      <w:r>
-        <w:rPr>
           <w:noProof/>
         </w:rPr>
         <w:drawing>
-          <wp:inline distT="0" distB="0" distL="0" distR="0" wp14:anchorId="73A15AE5" wp14:editId="10290964">
-            <wp:extent cx="4181475" cy="847725"/>
-            <wp:effectExtent l="0" t="0" r="9525" b="9525"/>
-            <wp:docPr id="17" name="그림 17"/>
+          <wp:inline distT="0" distB="0" distL="0" distR="0" wp14:anchorId="07C881E3" wp14:editId="322B8941">
+            <wp:extent cx="5105400" cy="1914525"/>
+            <wp:effectExtent l="0" t="0" r="0" b="9525"/>
+            <wp:docPr id="18" name="그림 18"/>
             <wp:cNvGraphicFramePr>
               <a:graphicFrameLocks xmlns:a="http://schemas.openxmlformats.org/drawingml/2006/main" noChangeAspect="1"/>
             </wp:cNvGraphicFramePr>
@@ -2937,65 +2937,6 @@
                   <pic:spPr>
                     <a:xfrm>
                       <a:off x="0" y="0"/>
-                      <a:ext cx="4181475" cy="847725"/>
-                    </a:xfrm>
-                    <a:prstGeom prst="rect">
-                      <a:avLst/>
-                    </a:prstGeom>
-                  </pic:spPr>
-                </pic:pic>
-              </a:graphicData>
-            </a:graphic>
-          </wp:inline>
-        </w:drawing>
-      </w:r>
-    </w:p>
-    <w:p>
-      <w:pPr>
-        <w:pStyle w:val="a4"/>
-        <w:numPr>
-          <w:ilvl w:val="0"/>
-          <w:numId w:val="9"/>
-        </w:numPr>
-        <w:ind w:leftChars="0"/>
-      </w:pPr>
-      <w:r>
-        <w:rPr>
-          <w:rFonts w:hint="eastAsia"/>
-        </w:rPr>
-        <w:t>마이그레이션 시작</w:t>
-      </w:r>
-      <w:r>
-        <w:br/>
-      </w:r>
-      <w:r>
-        <w:rPr>
-          <w:noProof/>
-        </w:rPr>
-        <w:drawing>
-          <wp:inline distT="0" distB="0" distL="0" distR="0" wp14:anchorId="115A0118" wp14:editId="44E8BF4C">
-            <wp:extent cx="5105400" cy="1914525"/>
-            <wp:effectExtent l="0" t="0" r="0" b="9525"/>
-            <wp:docPr id="18" name="그림 18"/>
-            <wp:cNvGraphicFramePr>
-              <a:graphicFrameLocks xmlns:a="http://schemas.openxmlformats.org/drawingml/2006/main" noChangeAspect="1"/>
-            </wp:cNvGraphicFramePr>
-            <a:graphic xmlns:a="http://schemas.openxmlformats.org/drawingml/2006/main">
-              <a:graphicData uri="http://schemas.openxmlformats.org/drawingml/2006/picture">
-                <pic:pic xmlns:pic="http://schemas.openxmlformats.org/drawingml/2006/picture">
-                  <pic:nvPicPr>
-                    <pic:cNvPr id="1" name=""/>
-                    <pic:cNvPicPr/>
-                  </pic:nvPicPr>
-                  <pic:blipFill>
-                    <a:blip r:embed="rId14"/>
-                    <a:stretch>
-                      <a:fillRect/>
-                    </a:stretch>
-                  </pic:blipFill>
-                  <pic:spPr>
-                    <a:xfrm>
-                      <a:off x="0" y="0"/>
                       <a:ext cx="5105400" cy="1914525"/>
                     </a:xfrm>
                     <a:prstGeom prst="rect">
@@ -3014,7 +2955,7 @@
       <w:pPr>
         <w:pStyle w:val="2"/>
       </w:pPr>
-      <w:bookmarkStart w:id="12" w:name="_Toc3824161"/>
+      <w:bookmarkStart w:id="12" w:name="_Toc82423778"/>
       <w:r>
         <w:rPr>
           <w:rFonts w:hint="eastAsia"/>
@@ -3035,11 +2976,6 @@
       </w:r>
     </w:p>
     <w:p>
-      <w:pPr>
-        <w:rPr>
-          <w:rFonts w:hint="eastAsia"/>
-        </w:rPr>
-      </w:pPr>
       <w:r>
         <w:rPr>
           <w:rFonts w:hint="eastAsia"/>
@@ -3054,7 +2990,7 @@
         </w:rPr>
         <w:lastRenderedPageBreak/>
         <w:drawing>
-          <wp:inline distT="0" distB="0" distL="0" distR="0" wp14:anchorId="2FFFAEB0" wp14:editId="7EDD54E0">
+          <wp:inline distT="0" distB="0" distL="0" distR="0" wp14:anchorId="4B3D4766" wp14:editId="08E8E428">
             <wp:extent cx="5724525" cy="3724275"/>
             <wp:effectExtent l="0" t="0" r="9525" b="9525"/>
             <wp:docPr id="20" name="그림 20"/>
@@ -3071,7 +3007,7 @@
                     </pic:cNvPicPr>
                   </pic:nvPicPr>
                   <pic:blipFill>
-                    <a:blip r:embed="rId15">
+                    <a:blip r:embed="rId14">
                       <a:extLst>
                         <a:ext uri="{28A0092B-C50C-407E-A947-70E740481C1C}">
                           <a14:useLocalDpi xmlns:a14="http://schemas.microsoft.com/office/drawing/2010/main" val="0"/>
@@ -3184,19 +3120,13 @@
         <w:t xml:space="preserve"> 메일함에 대한 처리 개수가 나옵니다.</w:t>
       </w:r>
     </w:p>
-    <w:p>
-      <w:pPr>
-        <w:rPr>
-          <w:rFonts w:hint="eastAsia"/>
-        </w:rPr>
-      </w:pPr>
-    </w:p>
+    <w:p/>
     <w:p>
       <w:pPr>
         <w:pStyle w:val="3"/>
         <w:ind w:leftChars="73" w:left="461" w:hangingChars="107" w:hanging="300"/>
       </w:pPr>
-      <w:bookmarkStart w:id="13" w:name="_Toc3824162"/>
+      <w:bookmarkStart w:id="13" w:name="_Toc82423779"/>
       <w:r>
         <w:rPr>
           <w:rFonts w:hint="eastAsia"/>
@@ -3238,11 +3168,6 @@
       </w:r>
     </w:p>
     <w:p>
-      <w:pPr>
-        <w:rPr>
-          <w:rFonts w:hint="eastAsia"/>
-        </w:rPr>
-      </w:pPr>
       <w:r>
         <w:rPr>
           <w:rFonts w:hint="eastAsia"/>
@@ -3262,10 +3187,117 @@
           <w:noProof/>
         </w:rPr>
         <w:drawing>
-          <wp:inline distT="0" distB="0" distL="0" distR="0" wp14:anchorId="0C0E0565" wp14:editId="10F1BC73">
+          <wp:inline distT="0" distB="0" distL="0" distR="0" wp14:anchorId="69858CAC" wp14:editId="4372A0E3">
             <wp:extent cx="3067050" cy="400050"/>
             <wp:effectExtent l="0" t="0" r="0" b="0"/>
             <wp:docPr id="26" name="그림 26"/>
+            <wp:cNvGraphicFramePr>
+              <a:graphicFrameLocks xmlns:a="http://schemas.openxmlformats.org/drawingml/2006/main" noChangeAspect="1"/>
+            </wp:cNvGraphicFramePr>
+            <a:graphic xmlns:a="http://schemas.openxmlformats.org/drawingml/2006/main">
+              <a:graphicData uri="http://schemas.openxmlformats.org/drawingml/2006/picture">
+                <pic:pic xmlns:pic="http://schemas.openxmlformats.org/drawingml/2006/picture">
+                  <pic:nvPicPr>
+                    <pic:cNvPr id="1" name=""/>
+                    <pic:cNvPicPr/>
+                  </pic:nvPicPr>
+                  <pic:blipFill>
+                    <a:blip r:embed="rId15"/>
+                    <a:stretch>
+                      <a:fillRect/>
+                    </a:stretch>
+                  </pic:blipFill>
+                  <pic:spPr>
+                    <a:xfrm>
+                      <a:off x="0" y="0"/>
+                      <a:ext cx="3067050" cy="400050"/>
+                    </a:xfrm>
+                    <a:prstGeom prst="rect">
+                      <a:avLst/>
+                    </a:prstGeom>
+                  </pic:spPr>
+                </pic:pic>
+              </a:graphicData>
+            </a:graphic>
+          </wp:inline>
+        </w:drawing>
+      </w:r>
+    </w:p>
+    <w:p>
+      <w:pPr>
+        <w:pStyle w:val="2"/>
+      </w:pPr>
+      <w:bookmarkStart w:id="14" w:name="_에러난_EML_파일"/>
+      <w:bookmarkStart w:id="15" w:name="_Toc82423780"/>
+      <w:bookmarkEnd w:id="14"/>
+      <w:r>
+        <w:rPr>
+          <w:rFonts w:hint="eastAsia"/>
+        </w:rPr>
+        <w:t>에러</w:t>
+      </w:r>
+      <w:r>
+        <w:rPr>
+          <w:rFonts w:hint="eastAsia"/>
+        </w:rPr>
+        <w:t xml:space="preserve"> 대처</w:t>
+      </w:r>
+      <w:bookmarkEnd w:id="15"/>
+    </w:p>
+    <w:p>
+      <w:hyperlink w:anchor="_실행_방법" w:history="1">
+        <w:r>
+          <w:rPr>
+            <w:rStyle w:val="a5"/>
+            <w:rFonts w:hint="eastAsia"/>
+          </w:rPr>
+          <w:t>JIT 실행 시에 설정했던 경로</w:t>
+        </w:r>
+      </w:hyperlink>
+      <w:r>
+        <w:rPr>
+          <w:rFonts w:hint="eastAsia"/>
+        </w:rPr>
+        <w:t xml:space="preserve"> 아래</w:t>
+      </w:r>
+      <w:r>
+        <w:t>에</w:t>
+      </w:r>
+      <w:r>
+        <w:rPr>
+          <w:rFonts w:hint="eastAsia"/>
+        </w:rPr>
+        <w:t xml:space="preserve"> </w:t>
+      </w:r>
+      <w:r>
+        <w:t xml:space="preserve">error </w:t>
+      </w:r>
+      <w:r>
+        <w:rPr>
+          <w:rFonts w:hint="eastAsia"/>
+        </w:rPr>
+        <w:t>폴더가 생성됩니다.</w:t>
+      </w:r>
+    </w:p>
+    <w:p>
+      <w:r>
+        <w:rPr>
+          <w:rFonts w:hint="eastAsia"/>
+        </w:rPr>
+        <w:t>어떤 이유로든 EML 처리 시에 에러가 나면 에러 폴더로 복사됩니다.</w:t>
+      </w:r>
+    </w:p>
+    <w:p>
+      <w:r>
+        <w:rPr>
+          <w:noProof/>
+        </w:rPr>
+        <w:lastRenderedPageBreak/>
+        <w:drawing>
+          <wp:inline distT="0" distB="0" distL="0" distR="0" wp14:anchorId="319F11BA" wp14:editId="1921ECED">
+            <wp:extent cx="5731510" cy="730885"/>
+            <wp:effectExtent l="0" t="0" r="2540" b="0"/>
+            <wp:docPr id="28" name="그림 28"/>
             <wp:cNvGraphicFramePr>
               <a:graphicFrameLocks xmlns:a="http://schemas.openxmlformats.org/drawingml/2006/main" noChangeAspect="1"/>
             </wp:cNvGraphicFramePr>
@@ -3285,116 +3317,6 @@
                   <pic:spPr>
                     <a:xfrm>
                       <a:off x="0" y="0"/>
-                      <a:ext cx="3067050" cy="400050"/>
-                    </a:xfrm>
-                    <a:prstGeom prst="rect">
-                      <a:avLst/>
-                    </a:prstGeom>
-                  </pic:spPr>
-                </pic:pic>
-              </a:graphicData>
-            </a:graphic>
-          </wp:inline>
-        </w:drawing>
-      </w:r>
-    </w:p>
-    <w:p>
-      <w:pPr>
-        <w:pStyle w:val="2"/>
-        <w:rPr>
-          <w:rFonts w:hint="eastAsia"/>
-        </w:rPr>
-      </w:pPr>
-      <w:bookmarkStart w:id="14" w:name="_에러난_EML_파일"/>
-      <w:bookmarkStart w:id="15" w:name="_Toc3824163"/>
-      <w:bookmarkEnd w:id="14"/>
-      <w:r>
-        <w:rPr>
-          <w:rFonts w:hint="eastAsia"/>
-        </w:rPr>
-        <w:t>에러</w:t>
-      </w:r>
-      <w:r>
-        <w:rPr>
-          <w:rFonts w:hint="eastAsia"/>
-        </w:rPr>
-        <w:t xml:space="preserve"> 대처</w:t>
-      </w:r>
-      <w:bookmarkEnd w:id="15"/>
-    </w:p>
-    <w:p>
-      <w:hyperlink w:anchor="_실행_방법" w:history="1">
-        <w:r>
-          <w:rPr>
-            <w:rStyle w:val="a5"/>
-            <w:rFonts w:hint="eastAsia"/>
-          </w:rPr>
-          <w:t>JIT 실행 시에 설정했던 경로</w:t>
-        </w:r>
-      </w:hyperlink>
-      <w:r>
-        <w:rPr>
-          <w:rFonts w:hint="eastAsia"/>
-        </w:rPr>
-        <w:t xml:space="preserve"> 아래</w:t>
-      </w:r>
-      <w:r>
-        <w:t>에</w:t>
-      </w:r>
-      <w:r>
-        <w:rPr>
-          <w:rFonts w:hint="eastAsia"/>
-        </w:rPr>
-        <w:t xml:space="preserve"> </w:t>
-      </w:r>
-      <w:r>
-        <w:t xml:space="preserve">error </w:t>
-      </w:r>
-      <w:r>
-        <w:rPr>
-          <w:rFonts w:hint="eastAsia"/>
-        </w:rPr>
-        <w:t>폴더가 생성됩니다.</w:t>
-      </w:r>
-    </w:p>
-    <w:p>
-      <w:r>
-        <w:rPr>
-          <w:rFonts w:hint="eastAsia"/>
-        </w:rPr>
-        <w:t>어떤 이유로든 EML 처리 시에 에러가 나면 에러 폴더로 복사됩니다.</w:t>
-      </w:r>
-    </w:p>
-    <w:p>
-      <w:r>
-        <w:rPr>
-          <w:noProof/>
-        </w:rPr>
-        <w:lastRenderedPageBreak/>
-        <w:drawing>
-          <wp:inline distT="0" distB="0" distL="0" distR="0" wp14:anchorId="319F11BA" wp14:editId="1921ECED">
-            <wp:extent cx="5731510" cy="730885"/>
-            <wp:effectExtent l="0" t="0" r="2540" b="0"/>
-            <wp:docPr id="28" name="그림 28"/>
-            <wp:cNvGraphicFramePr>
-              <a:graphicFrameLocks xmlns:a="http://schemas.openxmlformats.org/drawingml/2006/main" noChangeAspect="1"/>
-            </wp:cNvGraphicFramePr>
-            <a:graphic xmlns:a="http://schemas.openxmlformats.org/drawingml/2006/main">
-              <a:graphicData uri="http://schemas.openxmlformats.org/drawingml/2006/picture">
-                <pic:pic xmlns:pic="http://schemas.openxmlformats.org/drawingml/2006/picture">
-                  <pic:nvPicPr>
-                    <pic:cNvPr id="1" name=""/>
-                    <pic:cNvPicPr/>
-                  </pic:nvPicPr>
-                  <pic:blipFill>
-                    <a:blip r:embed="rId17"/>
-                    <a:stretch>
-                      <a:fillRect/>
-                    </a:stretch>
-                  </pic:blipFill>
-                  <pic:spPr>
-                    <a:xfrm>
-                      <a:off x="0" y="0"/>
                       <a:ext cx="5731510" cy="730885"/>
                     </a:xfrm>
                     <a:prstGeom prst="rect">
@@ -3417,11 +3339,6 @@
       </w:r>
     </w:p>
     <w:p>
-      <w:pPr>
-        <w:rPr>
-          <w:rFonts w:hint="eastAsia"/>
-        </w:rPr>
-      </w:pPr>
       <w:r>
         <w:rPr>
           <w:rFonts w:hint="eastAsia"/>
@@ -3447,13 +3364,7 @@
         <w:rPr>
           <w:rFonts w:hint="eastAsia"/>
         </w:rPr>
-        <w:t xml:space="preserve">현재날짜.log 파일에서 </w:t>
-      </w:r>
-      <w:r>
-        <w:rPr>
-          <w:rFonts w:hint="eastAsia"/>
-        </w:rPr>
-        <w:t>분석합니다.</w:t>
+        <w:t>현재날짜.log 파일에서 분석합니다.</w:t>
       </w:r>
     </w:p>
     <w:p/>
@@ -3487,11 +3398,6 @@
       </w:r>
     </w:p>
     <w:p>
-      <w:pPr>
-        <w:rPr>
-          <w:rFonts w:hint="eastAsia"/>
-        </w:rPr>
-      </w:pPr>
       <w:r>
         <w:rPr>
           <w:rFonts w:hint="eastAsia"/>
@@ -3972,6 +3878,118 @@
     </w:lvl>
   </w:abstractNum>
   <w:abstractNum w:abstractNumId="5" w15:restartNumberingAfterBreak="0">
+    <w:nsid w:val="4BB935CF"/>
+    <w:multiLevelType w:val="hybridMultilevel"/>
+    <w:tmpl w:val="BFC8EF20"/>
+    <w:lvl w:ilvl="0" w:tplc="322C3A52">
+      <w:numFmt w:val="bullet"/>
+      <w:lvlText w:val="-"/>
+      <w:lvlJc w:val="left"/>
+      <w:pPr>
+        <w:ind w:left="760" w:hanging="360"/>
+      </w:pPr>
+      <w:rPr>
+        <w:rFonts w:ascii="맑은 고딕" w:eastAsia="맑은 고딕" w:hAnsi="맑은 고딕" w:cstheme="minorBidi" w:hint="eastAsia"/>
+      </w:rPr>
+    </w:lvl>
+    <w:lvl w:ilvl="1" w:tplc="04090003" w:tentative="1">
+      <w:start w:val="1"/>
+      <w:numFmt w:val="bullet"/>
+      <w:lvlText w:val=""/>
+      <w:lvlJc w:val="left"/>
+      <w:pPr>
+        <w:ind w:left="1200" w:hanging="400"/>
+      </w:pPr>
+      <w:rPr>
+        <w:rFonts w:ascii="Wingdings" w:hAnsi="Wingdings" w:hint="default"/>
+      </w:rPr>
+    </w:lvl>
+    <w:lvl w:ilvl="2" w:tplc="04090005" w:tentative="1">
+      <w:start w:val="1"/>
+      <w:numFmt w:val="bullet"/>
+      <w:lvlText w:val=""/>
+      <w:lvlJc w:val="left"/>
+      <w:pPr>
+        <w:ind w:left="1600" w:hanging="400"/>
+      </w:pPr>
+      <w:rPr>
+        <w:rFonts w:ascii="Wingdings" w:hAnsi="Wingdings" w:hint="default"/>
+      </w:rPr>
+    </w:lvl>
+    <w:lvl w:ilvl="3" w:tplc="04090001" w:tentative="1">
+      <w:start w:val="1"/>
+      <w:numFmt w:val="bullet"/>
+      <w:lvlText w:val=""/>
+      <w:lvlJc w:val="left"/>
+      <w:pPr>
+        <w:ind w:left="2000" w:hanging="400"/>
+      </w:pPr>
+      <w:rPr>
+        <w:rFonts w:ascii="Wingdings" w:hAnsi="Wingdings" w:hint="default"/>
+      </w:rPr>
+    </w:lvl>
+    <w:lvl w:ilvl="4" w:tplc="04090003" w:tentative="1">
+      <w:start w:val="1"/>
+      <w:numFmt w:val="bullet"/>
+      <w:lvlText w:val=""/>
+      <w:lvlJc w:val="left"/>
+      <w:pPr>
+        <w:ind w:left="2400" w:hanging="400"/>
+      </w:pPr>
+      <w:rPr>
+        <w:rFonts w:ascii="Wingdings" w:hAnsi="Wingdings" w:hint="default"/>
+      </w:rPr>
+    </w:lvl>
+    <w:lvl w:ilvl="5" w:tplc="04090005" w:tentative="1">
+      <w:start w:val="1"/>
+      <w:numFmt w:val="bullet"/>
+      <w:lvlText w:val=""/>
+      <w:lvlJc w:val="left"/>
+      <w:pPr>
+        <w:ind w:left="2800" w:hanging="400"/>
+      </w:pPr>
+      <w:rPr>
+        <w:rFonts w:ascii="Wingdings" w:hAnsi="Wingdings" w:hint="default"/>
+      </w:rPr>
+    </w:lvl>
+    <w:lvl w:ilvl="6" w:tplc="04090001" w:tentative="1">
+      <w:start w:val="1"/>
+      <w:numFmt w:val="bullet"/>
+      <w:lvlText w:val=""/>
+      <w:lvlJc w:val="left"/>
+      <w:pPr>
+        <w:ind w:left="3200" w:hanging="400"/>
+      </w:pPr>
+      <w:rPr>
+        <w:rFonts w:ascii="Wingdings" w:hAnsi="Wingdings" w:hint="default"/>
+      </w:rPr>
+    </w:lvl>
+    <w:lvl w:ilvl="7" w:tplc="04090003" w:tentative="1">
+      <w:start w:val="1"/>
+      <w:numFmt w:val="bullet"/>
+      <w:lvlText w:val=""/>
+      <w:lvlJc w:val="left"/>
+      <w:pPr>
+        <w:ind w:left="3600" w:hanging="400"/>
+      </w:pPr>
+      <w:rPr>
+        <w:rFonts w:ascii="Wingdings" w:hAnsi="Wingdings" w:hint="default"/>
+      </w:rPr>
+    </w:lvl>
+    <w:lvl w:ilvl="8" w:tplc="04090005" w:tentative="1">
+      <w:start w:val="1"/>
+      <w:numFmt w:val="bullet"/>
+      <w:lvlText w:val=""/>
+      <w:lvlJc w:val="left"/>
+      <w:pPr>
+        <w:ind w:left="4000" w:hanging="400"/>
+      </w:pPr>
+      <w:rPr>
+        <w:rFonts w:ascii="Wingdings" w:hAnsi="Wingdings" w:hint="default"/>
+      </w:rPr>
+    </w:lvl>
+  </w:abstractNum>
+  <w:abstractNum w:abstractNumId="6" w15:restartNumberingAfterBreak="0">
     <w:nsid w:val="5ADA17F7"/>
     <w:multiLevelType w:val="hybridMultilevel"/>
     <w:tmpl w:val="3AE6FD1C"/>
@@ -4057,7 +4075,7 @@
       </w:pPr>
     </w:lvl>
   </w:abstractNum>
-  <w:abstractNum w:abstractNumId="6" w15:restartNumberingAfterBreak="0">
+  <w:abstractNum w:abstractNumId="7" w15:restartNumberingAfterBreak="0">
     <w:nsid w:val="5C130679"/>
     <w:multiLevelType w:val="hybridMultilevel"/>
     <w:tmpl w:val="B002D896"/>
@@ -4143,7 +4161,7 @@
       </w:pPr>
     </w:lvl>
   </w:abstractNum>
-  <w:abstractNum w:abstractNumId="7" w15:restartNumberingAfterBreak="0">
+  <w:abstractNum w:abstractNumId="8" w15:restartNumberingAfterBreak="0">
     <w:nsid w:val="5E146EDC"/>
     <w:multiLevelType w:val="hybridMultilevel"/>
     <w:tmpl w:val="7A8E14C2"/>
@@ -4229,7 +4247,7 @@
       </w:pPr>
     </w:lvl>
   </w:abstractNum>
-  <w:abstractNum w:abstractNumId="8" w15:restartNumberingAfterBreak="0">
+  <w:abstractNum w:abstractNumId="9" w15:restartNumberingAfterBreak="0">
     <w:nsid w:val="66AC2CC3"/>
     <w:multiLevelType w:val="hybridMultilevel"/>
     <w:tmpl w:val="D972A702"/>
@@ -4342,7 +4360,7 @@
       </w:rPr>
     </w:lvl>
   </w:abstractNum>
-  <w:abstractNum w:abstractNumId="9" w15:restartNumberingAfterBreak="0">
+  <w:abstractNum w:abstractNumId="10" w15:restartNumberingAfterBreak="0">
     <w:nsid w:val="7B985569"/>
     <w:multiLevelType w:val="hybridMultilevel"/>
     <w:tmpl w:val="DB6A1654"/>
@@ -4456,16 +4474,16 @@
     </w:lvl>
   </w:abstractNum>
   <w:num w:numId="1">
+    <w:abstractNumId w:val="7"/>
+  </w:num>
+  <w:num w:numId="2">
     <w:abstractNumId w:val="6"/>
   </w:num>
-  <w:num w:numId="2">
-    <w:abstractNumId w:val="5"/>
-  </w:num>
   <w:num w:numId="3">
-    <w:abstractNumId w:val="8"/>
+    <w:abstractNumId w:val="9"/>
   </w:num>
   <w:num w:numId="4">
-    <w:abstractNumId w:val="7"/>
+    <w:abstractNumId w:val="8"/>
   </w:num>
   <w:num w:numId="5">
     <w:abstractNumId w:val="2"/>
@@ -4477,13 +4495,16 @@
     <w:abstractNumId w:val="0"/>
   </w:num>
   <w:num w:numId="8">
-    <w:abstractNumId w:val="9"/>
+    <w:abstractNumId w:val="10"/>
   </w:num>
   <w:num w:numId="9">
     <w:abstractNumId w:val="4"/>
   </w:num>
   <w:num w:numId="10">
     <w:abstractNumId w:val="1"/>
+  </w:num>
+  <w:num w:numId="11">
+    <w:abstractNumId w:val="5"/>
   </w:num>
 </w:numbering>
 </file>
@@ -5448,7 +5469,7 @@
 </file>
 
 <file path=customXml/itemProps1.xml><?xml version="1.0" encoding="utf-8"?>
-<ds:datastoreItem xmlns:ds="http://schemas.openxmlformats.org/officeDocument/2006/customXml" ds:itemID="{B579A731-8486-49F5-AC92-8E28876996DD}">
+<ds:datastoreItem xmlns:ds="http://schemas.openxmlformats.org/officeDocument/2006/customXml" ds:itemID="{8BCA7EA4-79BD-409A-AB0C-90CB40043376}">
   <ds:schemaRefs>
     <ds:schemaRef ds:uri="http://schemas.openxmlformats.org/officeDocument/2006/bibliography"/>
   </ds:schemaRefs>
